--- a/hub/files/Case6.docx
+++ b/hub/files/Case6.docx
@@ -71,7 +71,7 @@
                 <w:b/>
                 <w:sz w:val="19"/>
               </w:rPr>
-              <w:t xml:space="preserve"> (every team) + presentation </w:t>
+              <w:t xml:space="preserve"> (every student, individual) + presentation </w:t>
             </w:r>
             <w:r>
               <w:rPr>
@@ -123,7 +123,7 @@
               <w:rPr>
                 <w:sz w:val="19"/>
               </w:rPr>
-              <w:t>Wed Oct 14, start of class (worksheet, all teams); Team 5 presents in class that day</w:t>
+              <w:t>Wed Oct 14, start of class (write-up, every student); Team 5 presents in class that day</w:t>
             </w:r>
           </w:p>
         </w:tc>
@@ -161,7 +161,7 @@
               <w:rPr>
                 <w:sz w:val="19"/>
               </w:rPr>
-              <w:t>Team</w:t>
+              <w:t>Individual write-up · Team 5 presents</w:t>
             </w:r>
           </w:p>
         </w:tc>
@@ -199,7 +199,20 @@
               <w:rPr>
                 <w:sz w:val="19"/>
               </w:rPr>
-              <w:t>Canvas — this doc's worksheet filled (one PDF per team); Team 5 also uploads slides before class</w:t>
+              <w:t xml:space="preserve">Canvas — this doc filled (Box A, Box B, Box C), </w:t>
+            </w:r>
+            <w:r>
+              <w:rPr>
+                <w:b/>
+                <w:sz w:val="19"/>
+              </w:rPr>
+              <w:t>.docx</w:t>
+            </w:r>
+            <w:r>
+              <w:rPr>
+                <w:sz w:val="19"/>
+              </w:rPr>
+              <w:t>, one per student; Team 5 also uploads slides before class</w:t>
             </w:r>
           </w:p>
         </w:tc>
@@ -258,7 +271,16 @@
     </w:p>
     <w:p>
       <w:r>
-        <w:t xml:space="preserve">*Voice-first prep: after reading the case yourself, talk it through with the </w:t>
+        <w:t xml:space="preserve">*Three boxes, in order: </w:t>
+      </w:r>
+      <w:r>
+        <w:rPr>
+          <w:b/>
+        </w:rPr>
+        <w:t>Box A</w:t>
+      </w:r>
+      <w:r>
+        <w:t xml:space="preserve"> (your first take, before the tutor) → the </w:t>
       </w:r>
       <w:r>
         <w:rPr>
@@ -267,7 +289,7 @@
         <w:t>AI voice tutor</w:t>
       </w:r>
       <w:r>
-        <w:t xml:space="preserve"> (ChatGPT voice mode; starter prompt below) with the assigned textbook chapter — </w:t>
+        <w:t xml:space="preserve"> session (ChatGPT voice mode; starter prompt below; the assigned chapter — </w:t>
       </w:r>
       <w:r>
         <w:rPr>
@@ -276,7 +298,25 @@
         <w:t>Ch. 6, Evaluating Survey Data Collection Methods</w:t>
       </w:r>
       <w:r>
-        <w:t xml:space="preserve"> — in hand as context. The tutor quizzes and challenges rather than answering. Disclose the session in the AI reflection.*</w:t>
+        <w:t xml:space="preserve"> — in hand) → </w:t>
+      </w:r>
+      <w:r>
+        <w:rPr>
+          <w:b/>
+        </w:rPr>
+        <w:t>Box B</w:t>
+      </w:r>
+      <w:r>
+        <w:t xml:space="preserve"> (your answer after the tutor) → </w:t>
+      </w:r>
+      <w:r>
+        <w:rPr>
+          <w:b/>
+        </w:rPr>
+        <w:t>Box C</w:t>
+      </w:r>
+      <w:r>
+        <w:t xml:space="preserve"> (what changed, plus the transcript link). Individual work. The tutor quizzes and challenges rather than answering.*</w:t>
       </w:r>
     </w:p>
     <w:p>
@@ -284,7 +324,16 @@
         <w:pStyle w:val="ListNumber"/>
       </w:pPr>
       <w:r>
-        <w:t>Read the case (Appendix A) individually, then discuss as a team before consulting AI.</w:t>
+        <w:t xml:space="preserve">Read the case (Appendix A) individually, then fill </w:t>
+      </w:r>
+      <w:r>
+        <w:rPr>
+          <w:b/>
+        </w:rPr>
+        <w:t>Box A</w:t>
+      </w:r>
+      <w:r>
+        <w:t xml:space="preserve"> — your first take, before the tutor (10–15 min; rough is fine).</w:t>
       </w:r>
     </w:p>
     <w:p>
@@ -360,7 +409,25 @@
         <w:pStyle w:val="ListNumber"/>
       </w:pPr>
       <w:r>
-        <w:t xml:space="preserve">Fill the worksheet (Appendix B). </w:t>
+        <w:t xml:space="preserve">Run the voice session (one push minimum), then fill </w:t>
+      </w:r>
+      <w:r>
+        <w:rPr>
+          <w:b/>
+        </w:rPr>
+        <w:t>Box B</w:t>
+      </w:r>
+      <w:r>
+        <w:t xml:space="preserve"> and the </w:t>
+      </w:r>
+      <w:r>
+        <w:rPr>
+          <w:b/>
+        </w:rPr>
+        <w:t>Box C</w:t>
+      </w:r>
+      <w:r>
+        <w:t xml:space="preserve"> delta log (Appendix B). </w:t>
       </w:r>
       <w:r>
         <w:rPr>
@@ -391,7 +458,7 @@
         <w:t>Burns &amp; Veeck, *Marketing Research* (10th ed.), Ch. 6 — Evaluating Survey Data Collection Methods</w:t>
       </w:r>
       <w:r>
-        <w:t xml:space="preserve"> open (eText or printout) during the session. Copy the prompt below into ChatGPT, switch to voice mode, and work the case out loud:</w:t>
+        <w:t xml:space="preserve"> open (eText or printout); if you have the chapter as a Word text file, attach it with the case. Fill Box A first, then paste the prompt below into ChatGPT, switch to voice mode, and work the case out loud:</w:t>
       </w:r>
     </w:p>
     <w:p>
@@ -403,7 +470,7 @@
           <w:i/>
           <w:sz w:val="19"/>
         </w:rPr>
-        <w:t>You are my marketing-research case tutor. I am preparing the attached mini-case for IBM 3302. I also have the assigned textbook chapter in front of me — when I cite it, push me to connect the concept to the case. Your rules: quiz me and challenge my positions with follow-up questions; never give me the answer outright; when I'm vague, demand the specific concept, variable, or decision rule; end by making me state my team's final answers out loud so I can write them down. Start by asking me what the case's core decision is.</w:t>
+        <w:t>You are my marketing-research case tutor for IBM 3302. The mini-case is attached and I have the assigned textbook chapter in front of me. I have written my first-take answers and will read them to you row by row. Rules: never give me the answer. Start by asking me the case's core decision, then quiz me on two case facts. For each row, ask one follow-up that tests whether I am using the chapter's concept correctly; push back hard on my weakest row at least once. Cite the chapter by section heading ("section Y"). After I defend a row through one or two rounds, say it is defensible enough and move on — good enough is my call. End by having me state my final answers out loud.</w:t>
       </w:r>
     </w:p>
     <w:p>
@@ -425,7 +492,16 @@
         <w:t xml:space="preserve">☐  </w:t>
       </w:r>
       <w:r>
-        <w:t>Filled worksheet (Appendix B) as one PDF — every team</w:t>
+        <w:t xml:space="preserve">This doc with Box A, Box B, and Box C filled — </w:t>
+      </w:r>
+      <w:r>
+        <w:rPr>
+          <w:b/>
+        </w:rPr>
+        <w:t>.docx</w:t>
+      </w:r>
+      <w:r>
+        <w:t>, one per student</w:t>
       </w:r>
     </w:p>
     <w:p>
@@ -453,7 +529,7 @@
         <w:t xml:space="preserve">☐  </w:t>
       </w:r>
       <w:r>
-        <w:t>AI reflection (below) answered at the end of the worksheet</w:t>
+        <w:t>Transcript link in Box C (Google Doc or Drive PDF, Anyone with the link — test it in a private window)</w:t>
       </w:r>
     </w:p>
     <w:p>
@@ -507,10 +583,10 @@
         <w:rPr>
           <w:b/>
         </w:rPr>
-        <w:t>Write-up (5 pts, every team including the presenters):</w:t>
+        <w:t>Write-up (5 pts, every student, individual):</w:t>
       </w:r>
       <w:r>
-        <w:t xml:space="preserve"> graded on the same instrument for all teams — 5 = complete and substantially correct, with a specific AI reflection · 3 = complete but generic or with major errors · 0–1 = missing or perfunctory.</w:t>
+        <w:t xml:space="preserve"> 5 = Box B complete and substantially correct against the key, Box A visibly earlier and rougher than B, Box C shows one real push with a tagged change or a reasoned "kept it", link opens · 3 = complete, but Box A mirrors B, Box C generic, or a major content error · 1 = a box or the link missing · 0 = not submitted.</w:t>
       </w:r>
     </w:p>
     <w:p>
@@ -885,7 +961,7 @@
               <w:rPr>
                 <w:sz w:val="19"/>
               </w:rPr>
-              <w:t>Human-first draft documented; the four reflection prompts answered specifically, not generically</w:t>
+              <w:t>Box A honestly earlier than Box B; Box C shows one real push with a tagged change or a reasoned rejection; transcript link opens</w:t>
             </w:r>
           </w:p>
         </w:tc>
@@ -897,7 +973,7 @@
         <w:pStyle w:val="Heading2"/>
       </w:pPr>
       <w:r>
-        <w:t>AI reflection (required)</w:t>
+        <w:t>Delta log (required)</w:t>
       </w:r>
     </w:p>
     <w:p>
@@ -905,35 +981,55 @@
         <w:rPr>
           <w:b/>
         </w:rPr>
-        <w:t>Human first.</w:t>
+        <w:t>Human first, then one push.</w:t>
       </w:r>
       <w:r>
-        <w:t xml:space="preserve"> Draft or plan this assignment yourselves before any AI touches it. That order is the point: it is the only way to see what AI actually adds — or quietly subtracts. Then use AI to improve your draft, and answer the four prompts below (2–4 sentences each, specific to THIS assignment):</w:t>
+        <w:t xml:space="preserve"> Write Box A before the tutor hears anything. In the session the tutor pushes back on at least one row; Box C records that push and what you did with it. Tag each change carried into Box B — </w:t>
       </w:r>
-    </w:p>
-    <w:p>
       <w:r>
-        <w:t>(a) The most important change we made after using AI was…</w:t>
+        <w:rPr>
+          <w:b/>
+        </w:rPr>
+        <w:t>[evidence]</w:t>
       </w:r>
-    </w:p>
-    <w:p>
       <w:r>
-        <w:t>(b) We accepted this change because…</w:t>
+        <w:t xml:space="preserve"> (missed case fact) · </w:t>
       </w:r>
-    </w:p>
-    <w:p>
       <w:r>
-        <w:t>(c) We rejected or substantially revised the AI suggestion that…</w:t>
+        <w:rPr>
+          <w:b/>
+        </w:rPr>
+        <w:t>[concept]</w:t>
       </w:r>
-    </w:p>
-    <w:p>
       <w:r>
-        <w:t>(d) One uncertainty or question that remains is…</w:t>
+        <w:t xml:space="preserve"> (term used loosely) · </w:t>
       </w:r>
-    </w:p>
-    <w:p>
       <w:r>
-        <w:t>List the tools you used and for what. Generic answers ("AI helped us improve clarity") score zero on this category; name the actual change.</w:t>
+        <w:rPr>
+          <w:b/>
+        </w:rPr>
+        <w:t>[structure]</w:t>
+      </w:r>
+      <w:r>
+        <w:t xml:space="preserve"> (row belongs elsewhere) · </w:t>
+      </w:r>
+      <w:r>
+        <w:rPr>
+          <w:b/>
+        </w:rPr>
+        <w:t>[wording]</w:t>
+      </w:r>
+      <w:r>
+        <w:t xml:space="preserve"> — and name one suggestion you rejected or pushed back on, with the reason. </w:t>
+      </w:r>
+      <w:r>
+        <w:rPr>
+          <w:b/>
+        </w:rPr>
+        <w:t>Stopping is your call:</w:t>
+      </w:r>
+      <w:r>
+        <w:t xml:space="preserve"> one or two defended rounds per row is the finish line, not the tutor's last objection. Paste a transcript link the grader can open. Generic entries ("AI improved my clarity") score zero here.</w:t>
       </w:r>
     </w:p>
     <w:p>
@@ -1025,7 +1121,23 @@
         <w:pStyle w:val="Heading2"/>
       </w:pPr>
       <w:r>
-        <w:t>Appendix B — Worksheet (fill this out)</w:t>
+        <w:t>Appendix B — Worksheet: three boxes, in order</w:t>
+      </w:r>
+    </w:p>
+    <w:p>
+      <w:pPr>
+        <w:pStyle w:val="Heading3"/>
+      </w:pPr>
+      <w:r>
+        <w:t>Box A — My first take (before the tutor)</w:t>
+      </w:r>
+    </w:p>
+    <w:p>
+      <w:r>
+        <w:rPr>
+          <w:i/>
+        </w:rPr>
+        <w:t>Fill this from the case and the chapter only, before the voice session (10–15 min). Rough is fine: bullets, hedges, a guess you are unsure about. Do not edit it afterward — the grader compares it with Box B.</w:t>
       </w:r>
     </w:p>
     <w:p>
@@ -1377,11 +1489,375 @@
       </w:r>
     </w:p>
     <w:p>
+      <w:pPr>
+        <w:pStyle w:val="Heading3"/>
+      </w:pPr>
+      <w:r>
+        <w:t>Box B — After the tutor</w:t>
+      </w:r>
+    </w:p>
+    <w:p>
+      <w:r>
+        <w:rPr>
+          <w:i/>
+        </w:rPr>
+        <w:t>Copy your Box A answers down and revise them after the session. This is the box graded against the answer key.</w:t>
+      </w:r>
+    </w:p>
+    <w:p>
+      <w:pPr>
+        <w:sectPr>
+          <w:pgSz w:w="12240" w:h="15840"/>
+          <w:pgMar w:top="1008" w:right="1152" w:bottom="1008" w:left="1152" w:header="720" w:footer="720" w:gutter="0"/>
+          <w:cols w:space="720"/>
+          <w:docGrid w:linePitch="360"/>
+        </w:sectPr>
+      </w:pPr>
+    </w:p>
+    <w:tbl>
+      <w:tblPr>
+        <w:tblStyle w:val="TableGrid"/>
+        <w:tblW w:type="auto" w:w="0"/>
+        <w:tblLook w:firstColumn="1" w:firstRow="1" w:lastColumn="0" w:lastRow="0" w:noHBand="0" w:noVBand="1" w:val="04A0"/>
+      </w:tblPr>
+      <w:tblGrid>
+        <w:gridCol w:w="3528"/>
+        <w:gridCol w:w="3528"/>
+        <w:gridCol w:w="3528"/>
+        <w:gridCol w:w="3528"/>
+      </w:tblGrid>
+      <w:tr>
+        <w:tc>
+          <w:tcPr>
+            <w:tcW w:type="dxa" w:w="3528"/>
+          </w:tcPr>
+          <w:p>
+            <w:r>
+              <w:rPr>
+                <w:b/>
+                <w:sz w:val="18"/>
+              </w:rPr>
+            </w:r>
+            <w:r>
+              <w:rPr>
+                <w:b/>
+                <w:sz w:val="18"/>
+              </w:rPr>
+              <w:t>Alternative</w:t>
+            </w:r>
+          </w:p>
+        </w:tc>
+        <w:tc>
+          <w:tcPr>
+            <w:tcW w:type="dxa" w:w="3528"/>
+          </w:tcPr>
+          <w:p>
+            <w:r>
+              <w:rPr>
+                <w:b/>
+                <w:sz w:val="18"/>
+              </w:rPr>
+            </w:r>
+            <w:r>
+              <w:rPr>
+                <w:b/>
+                <w:sz w:val="18"/>
+              </w:rPr>
+              <w:t>Who ends up in the data (selection mechanism)</w:t>
+            </w:r>
+          </w:p>
+        </w:tc>
+        <w:tc>
+          <w:tcPr>
+            <w:tcW w:type="dxa" w:w="3528"/>
+          </w:tcPr>
+          <w:p>
+            <w:r>
+              <w:rPr>
+                <w:b/>
+                <w:sz w:val="18"/>
+              </w:rPr>
+            </w:r>
+            <w:r>
+              <w:rPr>
+                <w:b/>
+                <w:sz w:val="18"/>
+              </w:rPr>
+              <w:t>Merits</w:t>
+            </w:r>
+          </w:p>
+        </w:tc>
+        <w:tc>
+          <w:tcPr>
+            <w:tcW w:type="dxa" w:w="3528"/>
+          </w:tcPr>
+          <w:p>
+            <w:r>
+              <w:rPr>
+                <w:b/>
+                <w:sz w:val="18"/>
+              </w:rPr>
+            </w:r>
+            <w:r>
+              <w:rPr>
+                <w:b/>
+                <w:sz w:val="18"/>
+              </w:rPr>
+              <w:t>Drawbacks (bias, cost, what it can't detect)</w:t>
+            </w:r>
+          </w:p>
+        </w:tc>
+      </w:tr>
+      <w:tr>
+        <w:tc>
+          <w:tcPr>
+            <w:tcW w:type="dxa" w:w="3528"/>
+          </w:tcPr>
+          <w:p>
+            <w:r>
+              <w:rPr>
+                <w:sz w:val="18"/>
+              </w:rPr>
+            </w:r>
+            <w:r>
+              <w:rPr>
+                <w:sz w:val="18"/>
+              </w:rPr>
+              <w:t>A — Table comment card</w:t>
+            </w:r>
+          </w:p>
+        </w:tc>
+        <w:tc>
+          <w:tcPr>
+            <w:tcW w:type="dxa" w:w="3528"/>
+          </w:tcPr>
+          <w:p>
+            <w:r>
+              <w:rPr>
+                <w:sz w:val="18"/>
+              </w:rPr>
+            </w:r>
+          </w:p>
+        </w:tc>
+        <w:tc>
+          <w:tcPr>
+            <w:tcW w:type="dxa" w:w="3528"/>
+          </w:tcPr>
+          <w:p>
+            <w:r>
+              <w:rPr>
+                <w:sz w:val="18"/>
+              </w:rPr>
+            </w:r>
+          </w:p>
+        </w:tc>
+        <w:tc>
+          <w:tcPr>
+            <w:tcW w:type="dxa" w:w="3528"/>
+          </w:tcPr>
+          <w:p>
+            <w:r>
+              <w:rPr>
+                <w:sz w:val="18"/>
+              </w:rPr>
+            </w:r>
+          </w:p>
+        </w:tc>
+      </w:tr>
+      <w:tr>
+        <w:tc>
+          <w:tcPr>
+            <w:tcW w:type="dxa" w:w="3528"/>
+          </w:tcPr>
+          <w:p>
+            <w:r>
+              <w:rPr>
+                <w:sz w:val="18"/>
+              </w:rPr>
+            </w:r>
+            <w:r>
+              <w:rPr>
+                <w:sz w:val="18"/>
+              </w:rPr>
+              <w:t>B — Unannounced exit interviews (trained interviewer)</w:t>
+            </w:r>
+          </w:p>
+        </w:tc>
+        <w:tc>
+          <w:tcPr>
+            <w:tcW w:type="dxa" w:w="3528"/>
+          </w:tcPr>
+          <w:p>
+            <w:r>
+              <w:rPr>
+                <w:sz w:val="18"/>
+              </w:rPr>
+            </w:r>
+          </w:p>
+        </w:tc>
+        <w:tc>
+          <w:tcPr>
+            <w:tcW w:type="dxa" w:w="3528"/>
+          </w:tcPr>
+          <w:p>
+            <w:r>
+              <w:rPr>
+                <w:sz w:val="18"/>
+              </w:rPr>
+            </w:r>
+          </w:p>
+        </w:tc>
+        <w:tc>
+          <w:tcPr>
+            <w:tcW w:type="dxa" w:w="3528"/>
+          </w:tcPr>
+          <w:p>
+            <w:r>
+              <w:rPr>
+                <w:sz w:val="18"/>
+              </w:rPr>
+            </w:r>
+          </w:p>
+        </w:tc>
+      </w:tr>
+      <w:tr>
+        <w:tc>
+          <w:tcPr>
+            <w:tcW w:type="dxa" w:w="3528"/>
+          </w:tcPr>
+          <w:p>
+            <w:r>
+              <w:rPr>
+                <w:sz w:val="18"/>
+              </w:rPr>
+            </w:r>
+            <w:r>
+              <w:rPr>
+                <w:sz w:val="18"/>
+              </w:rPr>
+              <w:t>C — Receipt-link online survey + discount</w:t>
+            </w:r>
+          </w:p>
+        </w:tc>
+        <w:tc>
+          <w:tcPr>
+            <w:tcW w:type="dxa" w:w="3528"/>
+          </w:tcPr>
+          <w:p>
+            <w:r>
+              <w:rPr>
+                <w:sz w:val="18"/>
+              </w:rPr>
+            </w:r>
+          </w:p>
+        </w:tc>
+        <w:tc>
+          <w:tcPr>
+            <w:tcW w:type="dxa" w:w="3528"/>
+          </w:tcPr>
+          <w:p>
+            <w:r>
+              <w:rPr>
+                <w:sz w:val="18"/>
+              </w:rPr>
+            </w:r>
+          </w:p>
+        </w:tc>
+        <w:tc>
+          <w:tcPr>
+            <w:tcW w:type="dxa" w:w="3528"/>
+          </w:tcPr>
+          <w:p>
+            <w:r>
+              <w:rPr>
+                <w:sz w:val="18"/>
+              </w:rPr>
+            </w:r>
+          </w:p>
+        </w:tc>
+      </w:tr>
+      <w:tr>
+        <w:tc>
+          <w:tcPr>
+            <w:tcW w:type="dxa" w:w="3528"/>
+          </w:tcPr>
+          <w:p>
+            <w:r>
+              <w:rPr>
+                <w:sz w:val="18"/>
+              </w:rPr>
+            </w:r>
+            <w:r>
+              <w:rPr>
+                <w:sz w:val="18"/>
+              </w:rPr>
+              <w:t>D — Rely on Yelp / Facebook posts</w:t>
+            </w:r>
+          </w:p>
+        </w:tc>
+        <w:tc>
+          <w:tcPr>
+            <w:tcW w:type="dxa" w:w="3528"/>
+          </w:tcPr>
+          <w:p>
+            <w:r>
+              <w:rPr>
+                <w:sz w:val="18"/>
+              </w:rPr>
+            </w:r>
+          </w:p>
+        </w:tc>
+        <w:tc>
+          <w:tcPr>
+            <w:tcW w:type="dxa" w:w="3528"/>
+          </w:tcPr>
+          <w:p>
+            <w:r>
+              <w:rPr>
+                <w:sz w:val="18"/>
+              </w:rPr>
+            </w:r>
+          </w:p>
+        </w:tc>
+        <w:tc>
+          <w:tcPr>
+            <w:tcW w:type="dxa" w:w="3528"/>
+          </w:tcPr>
+          <w:p>
+            <w:r>
+              <w:rPr>
+                <w:sz w:val="18"/>
+              </w:rPr>
+            </w:r>
+          </w:p>
+        </w:tc>
+      </w:tr>
+    </w:tbl>
+    <w:p/>
+    <w:p>
+      <w:pPr>
+        <w:sectPr>
+          <w:pgSz w:w="15840" w:h="12240" w:orient="landscape"/>
+          <w:pgMar w:top="1008" w:right="864" w:bottom="1008" w:left="864" w:header="720" w:footer="720" w:gutter="0"/>
+          <w:cols w:space="720"/>
+          <w:docGrid w:linePitch="360"/>
+        </w:sectPr>
+      </w:pPr>
+    </w:p>
+    <w:p>
       <w:r>
         <w:rPr>
           <w:b/>
         </w:rPr>
-        <w:t>AI reflection (a)–(d) + tools used:</w:t>
+        <w:t>Recommendation to Mr. Campion + defense against the strongest rival (3–5 sentences):</w:t>
+      </w:r>
+    </w:p>
+    <w:p>
+      <w:pPr>
+        <w:pStyle w:val="Heading3"/>
+      </w:pPr>
+      <w:r>
+        <w:t>Box C — Delta log</w:t>
       </w:r>
     </w:p>
     <w:tbl>
@@ -1431,7 +1907,7 @@
                 <w:b/>
                 <w:sz w:val="19"/>
               </w:rPr>
-              <w:t>Answer</w:t>
+              <w:t>Your answer (≤ 60 words each)</w:t>
             </w:r>
           </w:p>
         </w:tc>
@@ -1449,9 +1925,16 @@
             </w:r>
             <w:r>
               <w:rPr>
+                <w:b/>
                 <w:sz w:val="19"/>
               </w:rPr>
-              <w:t>(a) Most important change after AI</w:t>
+              <w:t>1. The push</w:t>
+            </w:r>
+            <w:r>
+              <w:rPr>
+                <w:sz w:val="19"/>
+              </w:rPr>
+              <w:t xml:space="preserve"> — what the tutor challenged, and where you decided your answer was good enough and stopped</w:t>
             </w:r>
           </w:p>
         </w:tc>
@@ -1481,9 +1964,16 @@
             </w:r>
             <w:r>
               <w:rPr>
+                <w:b/>
                 <w:sz w:val="19"/>
               </w:rPr>
-              <w:t>(b) Why we accepted it</w:t>
+              <w:t>2. What changed A → B</w:t>
+            </w:r>
+            <w:r>
+              <w:rPr>
+                <w:sz w:val="19"/>
+              </w:rPr>
+              <w:t xml:space="preserve"> — one tag per change: [evidence] [concept] [structure] [wording]; or "nothing changed, because…"</w:t>
             </w:r>
           </w:p>
         </w:tc>
@@ -1513,9 +2003,16 @@
             </w:r>
             <w:r>
               <w:rPr>
+                <w:b/>
                 <w:sz w:val="19"/>
               </w:rPr>
-              <w:t>(c) AI suggestion we rejected/revised</w:t>
+              <w:t>3. A suggestion I rejected or pushed back on, and why</w:t>
+            </w:r>
+            <w:r>
+              <w:rPr>
+                <w:sz w:val="19"/>
+              </w:rPr>
+              <w:t xml:space="preserve"> — if none, write "none" and name what you checked against the chapter</w:t>
             </w:r>
           </w:p>
         </w:tc>
@@ -1545,41 +2042,16 @@
             </w:r>
             <w:r>
               <w:rPr>
+                <w:b/>
                 <w:sz w:val="19"/>
               </w:rPr>
-              <w:t>(d) Remaining uncertainty</w:t>
-            </w:r>
-          </w:p>
-        </w:tc>
-        <w:tc>
-          <w:tcPr>
-            <w:tcW w:type="dxa" w:w="4968"/>
-          </w:tcPr>
-          <w:p>
-            <w:r>
-              <w:rPr>
-                <w:sz w:val="19"/>
-              </w:rPr>
-            </w:r>
-          </w:p>
-        </w:tc>
-      </w:tr>
-      <w:tr>
-        <w:tc>
-          <w:tcPr>
-            <w:tcW w:type="dxa" w:w="4968"/>
-          </w:tcPr>
-          <w:p>
-            <w:r>
-              <w:rPr>
-                <w:sz w:val="19"/>
-              </w:rPr>
+              <w:t>4. Transcript link</w:t>
             </w:r>
             <w:r>
               <w:rPr>
                 <w:sz w:val="19"/>
               </w:rPr>
-              <w:t>Tools used, and for what</w:t>
+              <w:t xml:space="preserve"> — Google Doc (scroll to the top, select all, paste without formatting, share as Anyone with the link) or a Drive link to the printed PDF. Not a chatgpt.com/c/ URL, not OneDrive, not a summary</w:t>
             </w:r>
           </w:p>
         </w:tc>

--- a/hub/files/Case6.docx
+++ b/hub/files/Case6.docx
@@ -449,7 +449,13 @@
     </w:p>
     <w:p>
       <w:r>
-        <w:t xml:space="preserve">Have </w:t>
+        <w:rPr>
+          <w:b/>
+        </w:rPr>
+        <w:t>Nothing to upload.</w:t>
+      </w:r>
+      <w:r>
+        <w:t xml:space="preserve"> The case is inside the prompt below. The only material you may attach is the textbook chapter — </w:t>
       </w:r>
       <w:r>
         <w:rPr>
@@ -458,7 +464,7 @@
         <w:t>Burns &amp; Veeck, *Marketing Research* (10th ed.), Ch. 6 — Evaluating Survey Data Collection Methods</w:t>
       </w:r>
       <w:r>
-        <w:t xml:space="preserve"> open (eText or printout); if you have the chapter as a Word text file, attach it with the case. Fill Box A first, then paste the prompt below into ChatGPT, switch to voice mode, and work the case out loud:</w:t>
+        <w:t xml:space="preserve"> — which is copyrighted and not posted anywhere: open it through your own eText account (Instant Access), and if you want the tutor to read it, paste the chapter text into a Word file and attach that. Fill Box A first, then paste the whole block below into ChatGPT, switch to voice mode, and work the case out loud:</w:t>
       </w:r>
     </w:p>
     <w:p>
@@ -470,7 +476,69 @@
           <w:i/>
           <w:sz w:val="19"/>
         </w:rPr>
-        <w:t>You are my marketing-research case tutor for IBM 3302. The mini-case is attached and I have the assigned textbook chapter in front of me. I have written my first-take answers and will read them to you row by row. Rules: never give me the answer. Start by asking me the case's core decision, then quiz me on two case facts. For each row, ask one follow-up that tests whether I am using the chapter's concept correctly; push back hard on my weakest row at least once. Cite the chapter by section heading ("section Y"). After I defend a row through one or two rounds, say it is defensible enough and move on — good enough is my call. End by having me state my final answers out loud.</w:t>
+        <w:t>You are my marketing-research case tutor for IBM 3302. Here is the mini-case, in full: The Red Lion, Ltd., is a chain of 13 bar-restaurants located in seven major cities on the east coast. The original Red Lion was opened in 2003 by Albert Campion, an English expatriate. The chain is modeled after the typical English pub. Much of the equipment and furnishings have been collected from actual pubs throughout the British Isles. The Red Lion sells typical English dishes such as fish and chips and kidney pie, as well as a variety of sandwiches and a selection of American and English beers. In addition, Mr. Campion claims to have the largest collection of Scotch whiskeys outside of the British Isles.</w:t>
+      </w:r>
+    </w:p>
+    <w:p>
+      <w:pPr>
+        <w:ind w:left="432"/>
+      </w:pPr>
+      <w:r>
+        <w:rPr>
+          <w:i/>
+          <w:sz w:val="19"/>
+        </w:rPr>
+        <w:t>Mr. Campion feels that "the key to the successful operation of a pub is the maintenance of a friendly, intimate ambience." He would like to personally oversee the operation of each pub, but that has become impossible as the chain has grown. Because of this, Mr. Campion has invested in hiring top-quality managers, most of whom are from England. Despite the care Mr. Campion has taken, he still feels that he needs some mechanism to ensure that the food and service are of a consistently high quality. To this end, he is considering these alternatives:</w:t>
+      </w:r>
+    </w:p>
+    <w:p>
+      <w:pPr>
+        <w:ind w:left="432"/>
+      </w:pPr>
+      <w:r>
+        <w:rPr>
+          <w:i/>
+          <w:sz w:val="19"/>
+        </w:rPr>
+        <w:t>A. A short questionnaire is placed on each table. Customers who have criticism, praise, or suggestions are asked to complete the form and give it to their server. B. A trained interviewer visits each pub on an unannounced basis. Selected customers are interviewed as they are leaving the pub. C. Mr. Campion contracts with a customer-experience firm. At the bottom of each customer's receipt is a link to an online survey; customers who complete it receive a discount on their next visit. D. None of the above. Instead, rely on posts to sites like Yelp and Facebook to assess customer satisfaction.</w:t>
+      </w:r>
+    </w:p>
+    <w:p>
+      <w:pPr>
+        <w:ind w:left="432"/>
+      </w:pPr>
+      <w:r>
+        <w:rPr>
+          <w:i/>
+          <w:sz w:val="19"/>
+        </w:rPr>
+        <w:t>Discuss the merits of these alternatives and indicate which, if any, you would recommend to Mr. Campion.</w:t>
+      </w:r>
+    </w:p>
+    <w:p>
+      <w:pPr>
+        <w:ind w:left="432"/>
+      </w:pPr>
+      <w:r>
+        <w:rPr>
+          <w:i/>
+          <w:sz w:val="19"/>
+        </w:rPr>
+        <w:t xml:space="preserve">I have the assigned textbook chapter (Burns &amp; Veeck, </w:t>
+      </w:r>
+      <w:r>
+        <w:rPr>
+          <w:i/>
+          <w:sz w:val="19"/>
+        </w:rPr>
+        <w:t>Marketing Research</w:t>
+      </w:r>
+      <w:r>
+        <w:rPr>
+          <w:i/>
+          <w:sz w:val="19"/>
+        </w:rPr>
+        <w:t xml:space="preserve"> (10th ed.), Ch. 6 — Evaluating Survey Data Collection Methods) in front of me and may attach its text. I have written my first-take answers and will read them to you row by row. Rules: never give me the answer. Start by asking me the case's core decision, then quiz me on two facts from the case above. For each row, ask one follow-up that tests whether I am using the chapter's concept correctly; push back hard on my weakest row at least once. Cite the chapter by section heading ("section Y"). After I defend a row through one or two rounds, say it is defensible enough and move on — good enough is my call. End by having me state my final answers out loud.</w:t>
       </w:r>
     </w:p>
     <w:p>

--- a/hub/files/Case6.docx
+++ b/hub/files/Case6.docx
@@ -123,7 +123,7 @@
               <w:rPr>
                 <w:sz w:val="19"/>
               </w:rPr>
-              <w:t>Wed Oct 14, start of class (write-up, every student); Team 5 presents in class that day</w:t>
+              <w:t>Write-up: Tue Oct 13, 11:59 PM Pacific (every student); Team 5 presents Wed Oct 14 in class</w:t>
             </w:r>
           </w:p>
         </w:tc>
@@ -212,7 +212,7 @@
               <w:rPr>
                 <w:sz w:val="19"/>
               </w:rPr>
-              <w:t>, one per student; Team 5 also uploads slides before class</w:t>
+              <w:t>, one per student; Team 5 uploads slides to the separate 20-point Mini-Case Presentation team assignment before class</w:t>
             </w:r>
           </w:p>
         </w:tc>
@@ -583,7 +583,7 @@
         <w:t xml:space="preserve">☐  </w:t>
       </w:r>
       <w:r>
-        <w:t>Slides — Team 5 only, uploaded before class</w:t>
+        <w:t>Slides — Team 5 only, uploaded to the separate Mini-Case Presentation team assignment before class</w:t>
       </w:r>
     </w:p>
     <w:p>

--- a/hub/files/Case6.docx
+++ b/hub/files/Case6.docx
@@ -321,8 +321,12 @@
     </w:p>
     <w:p>
       <w:pPr>
-        <w:pStyle w:val="ListNumber"/>
+        <w:ind w:left="432" w:hanging="432"/>
       </w:pPr>
+      <w:r>
+        <w:t>1.</w:t>
+        <w:tab/>
+      </w:r>
       <w:r>
         <w:t xml:space="preserve">Read the case (Appendix A) individually, then fill </w:t>
       </w:r>
@@ -338,8 +342,12 @@
     </w:p>
     <w:p>
       <w:pPr>
-        <w:pStyle w:val="ListNumber"/>
+        <w:ind w:left="432" w:hanging="432"/>
       </w:pPr>
+      <w:r>
+        <w:t>2.</w:t>
+        <w:tab/>
+      </w:r>
       <w:r>
         <w:t xml:space="preserve">For each alternative, ask: </w:t>
       </w:r>
@@ -355,8 +363,12 @@
     </w:p>
     <w:p>
       <w:pPr>
-        <w:pStyle w:val="ListNumber"/>
+        <w:ind w:left="432" w:hanging="432"/>
       </w:pPr>
+      <w:r>
+        <w:t>3.</w:t>
+        <w:tab/>
+      </w:r>
       <w:r>
         <w:t xml:space="preserve">Weigh </w:t>
       </w:r>
@@ -372,8 +384,12 @@
     </w:p>
     <w:p>
       <w:pPr>
-        <w:pStyle w:val="ListNumber"/>
+        <w:ind w:left="432" w:hanging="432"/>
       </w:pPr>
+      <w:r>
+        <w:t>4.</w:t>
+        <w:tab/>
+      </w:r>
       <w:r>
         <w:t xml:space="preserve">Assess what each mechanism can and cannot </w:t>
       </w:r>
@@ -389,8 +405,12 @@
     </w:p>
     <w:p>
       <w:pPr>
-        <w:pStyle w:val="ListNumber"/>
+        <w:ind w:left="432" w:hanging="432"/>
       </w:pPr>
+      <w:r>
+        <w:t>5.</w:t>
+        <w:tab/>
+      </w:r>
       <w:r>
         <w:t xml:space="preserve">Make a </w:t>
       </w:r>
@@ -406,8 +426,12 @@
     </w:p>
     <w:p>
       <w:pPr>
-        <w:pStyle w:val="ListNumber"/>
+        <w:ind w:left="432" w:hanging="432"/>
       </w:pPr>
+      <w:r>
+        <w:t>6.</w:t>
+        <w:tab/>
+      </w:r>
       <w:r>
         <w:t xml:space="preserve">Run the voice session (one push minimum), then fill </w:t>
       </w:r>
@@ -634,7 +658,7 @@
         <w:t>teach the case's key idea</w:t>
       </w:r>
       <w:r>
-        <w:t xml:space="preserve"> clearly enough that a classmate could apply it on the quiz, and (2) go </w:t>
+        <w:t xml:space="preserve"> clearly enough that a classmate could apply it on the final exam, and (2) go </w:t>
       </w:r>
       <w:r>
         <w:rPr>

--- a/hub/files/Case6.docx
+++ b/hub/files/Case6.docx
@@ -78,7 +78,7 @@
                 <w:b/>
                 <w:sz w:val="19"/>
               </w:rPr>
-              <w:t>20 pts</w:t>
+              <w:t>10 pts</w:t>
             </w:r>
             <w:r>
               <w:rPr>
@@ -686,7 +686,7 @@
         <w:rPr>
           <w:b/>
         </w:rPr>
-        <w:t>Presentation (20 pts, Team 5 only, team-graded):</w:t>
+        <w:t>Presentation (10 pts, Team 5 only, team-graded):</w:t>
       </w:r>
       <w:r>
         <w:t xml:space="preserve"> scored on the rubric below.</w:t>

--- a/hub/files/Case6.docx
+++ b/hub/files/Case6.docx
@@ -219,6 +219,35 @@
       </w:tr>
     </w:tbl>
     <w:p/>
+    <w:p>
+      <w:r>
+        <w:rPr>
+          <w:b/>
+        </w:rPr>
+        <w:t>Two different things each week.</w:t>
+      </w:r>
+      <w:r>
+        <w:t xml:space="preserve"> </w:t>
+      </w:r>
+      <w:r>
+        <w:rPr>
+          <w:i/>
+        </w:rPr>
+        <w:t>Everyone</w:t>
+      </w:r>
+      <w:r>
+        <w:t xml:space="preserve"> writes up </w:t>
+      </w:r>
+      <w:r>
+        <w:rPr>
+          <w:i/>
+        </w:rPr>
+        <w:t>this</w:t>
+      </w:r>
+      <w:r>
+        <w:t xml:space="preserve"> case. One team presents the case named in its Canvas group ("Team N presents Case N+1"); the group name never changes which write-up is due.</w:t>
+      </w:r>
+    </w:p>
     <w:p>
       <w:r>
         <w:rPr>

--- a/hub/files/Case6.docx
+++ b/hub/files/Case6.docx
@@ -199,7 +199,20 @@
               <w:rPr>
                 <w:sz w:val="19"/>
               </w:rPr>
-              <w:t xml:space="preserve">Canvas — this doc filled (Box A, Box B, Box C), </w:t>
+              <w:t xml:space="preserve">Canvas — </w:t>
+            </w:r>
+            <w:r>
+              <w:rPr>
+                <w:b/>
+                <w:sz w:val="19"/>
+              </w:rPr>
+              <w:t>two files in one submission</w:t>
+            </w:r>
+            <w:r>
+              <w:rPr>
+                <w:sz w:val="19"/>
+              </w:rPr>
+              <w:t xml:space="preserve">, one set per student: (1) this doc filled (Box A, Box B, Box C), </w:t>
             </w:r>
             <w:r>
               <w:rPr>
@@ -212,7 +225,33 @@
               <w:rPr>
                 <w:sz w:val="19"/>
               </w:rPr>
-              <w:t>, one per student; Team 5 uploads slides to the separate 20-point Mini-Case Presentation team assignment before class</w:t>
+              <w:t xml:space="preserve">; (2) your tutor </w:t>
+            </w:r>
+            <w:r>
+              <w:rPr>
+                <w:b/>
+                <w:sz w:val="19"/>
+              </w:rPr>
+              <w:t>transcript</w:t>
+            </w:r>
+            <w:r>
+              <w:rPr>
+                <w:sz w:val="19"/>
+              </w:rPr>
+              <w:t xml:space="preserve"> as a second file (</w:t>
+            </w:r>
+            <w:r>
+              <w:rPr>
+                <w:b/>
+                <w:sz w:val="19"/>
+              </w:rPr>
+              <w:t>.docx or .pdf</w:t>
+            </w:r>
+            <w:r>
+              <w:rPr>
+                <w:sz w:val="19"/>
+              </w:rPr>
+              <w:t>, the whole chat pasted from the top); Team 5 uploads slides to the separate 10-point Mini-Case Presentation team assignment before class</w:t>
             </w:r>
           </w:p>
         </w:tc>
@@ -345,7 +384,7 @@
         <w:t>Box C</w:t>
       </w:r>
       <w:r>
-        <w:t xml:space="preserve"> (what changed, plus the transcript link). Individual work. The tutor quizzes and challenges rather than answering.*</w:t>
+        <w:t xml:space="preserve"> (what changed) + your transcript as a second file. Individual work. The tutor quizzes and challenges rather than answering.*</w:t>
       </w:r>
     </w:p>
     <w:p>
@@ -650,7 +689,16 @@
         <w:t xml:space="preserve">☐  </w:t>
       </w:r>
       <w:r>
-        <w:t>Transcript link in Box C (Google Doc or Drive PDF, Anyone with the link — test it in a private window)</w:t>
+        <w:t xml:space="preserve">Your tutor transcript as a </w:t>
+      </w:r>
+      <w:r>
+        <w:rPr>
+          <w:b/>
+        </w:rPr>
+        <w:t>second file</w:t>
+      </w:r>
+      <w:r>
+        <w:t xml:space="preserve"> in the same submission (.docx or .pdf; scroll to the very top of the chat before select-all). Not a link, not a summary</w:t>
       </w:r>
     </w:p>
     <w:p>
@@ -1082,7 +1130,7 @@
               <w:rPr>
                 <w:sz w:val="19"/>
               </w:rPr>
-              <w:t>Box A honestly earlier than Box B; Box C shows one real push with a tagged change or a reasoned rejection; transcript link opens</w:t>
+              <w:t>Box A honestly earlier than Box B; Box C shows one real push with a tagged change or a reasoned rejection; transcript file attached and complete</w:t>
             </w:r>
           </w:p>
         </w:tc>
@@ -1150,7 +1198,7 @@
         <w:t>Stopping is your call:</w:t>
       </w:r>
       <w:r>
-        <w:t xml:space="preserve"> one or two defended rounds per row is the finish line, not the tutor's last objection. Paste a transcript link the grader can open. Generic entries ("AI improved my clarity") score zero here.</w:t>
+        <w:t xml:space="preserve"> one or two defended rounds per row is the finish line, not the tutor's last objection. Attach the full transcript as a second file. Generic entries ("AI improved my clarity") score zero here.</w:t>
       </w:r>
     </w:p>
     <w:p>
@@ -2166,13 +2214,13 @@
                 <w:b/>
                 <w:sz w:val="19"/>
               </w:rPr>
-              <w:t>4. Transcript link</w:t>
+              <w:t>4. Transcript</w:t>
             </w:r>
             <w:r>
               <w:rPr>
                 <w:sz w:val="19"/>
               </w:rPr>
-              <w:t xml:space="preserve"> — Google Doc (scroll to the top, select all, paste without formatting, share as Anyone with the link) or a Drive link to the printed PDF. Not a chatgpt.com/c/ URL, not OneDrive, not a summary</w:t>
+              <w:t xml:space="preserve"> — attached as the second file in this submission (.docx or .pdf, whole chat pasted from the top). Write the filename here</w:t>
             </w:r>
           </w:p>
         </w:tc>

--- a/hub/files/Case6.docx
+++ b/hub/files/Case6.docx
@@ -755,7 +755,7 @@
         <w:t>Write-up (5 pts, every student, individual):</w:t>
       </w:r>
       <w:r>
-        <w:t xml:space="preserve"> 5 = Box B complete and substantially correct against the key, Box A visibly earlier and rougher than B, Box C shows one real push with a tagged change or a reasoned "kept it", link opens · 3 = complete, but Box A mirrors B, Box C generic, or a major content error · 1 = a box or the link missing · 0 = not submitted.</w:t>
+        <w:t xml:space="preserve"> 5 = Box B complete and substantially correct against the key, Box A visibly earlier and rougher than B, Box C shows one real push with a tagged change or a reasoned "kept it", link opens · 3 = complete, but Box A mirrors B, Box C generic, or a major content error · 1 = a box or the link missing · 0 = missing, or submitted after the key is released.</w:t>
       </w:r>
     </w:p>
     <w:p>

--- a/hub/files/Case6.docx
+++ b/hub/files/Case6.docx
@@ -245,7 +245,7 @@
                 <w:b/>
                 <w:sz w:val="19"/>
               </w:rPr>
-              <w:t>.docx or .pdf</w:t>
+              <w:t>.docx</w:t>
             </w:r>
             <w:r>
               <w:rPr>
@@ -698,7 +698,7 @@
         <w:t>second file</w:t>
       </w:r>
       <w:r>
-        <w:t xml:space="preserve"> in the same submission (.docx or .pdf; scroll to the very top of the chat before select-all). Not a link, not a summary</w:t>
+        <w:t xml:space="preserve"> in the same submission (.docx; scroll to the very top of the chat before select-all). Not a link, not a summary</w:t>
       </w:r>
     </w:p>
     <w:p>
@@ -2220,7 +2220,7 @@
               <w:rPr>
                 <w:sz w:val="19"/>
               </w:rPr>
-              <w:t xml:space="preserve"> — attached as the second file in this submission (.docx or .pdf, whole chat pasted from the top). Write the filename here</w:t>
+              <w:t xml:space="preserve"> — attached as the second file in this submission (.docx, whole chat pasted from the top). Write the filename here</w:t>
             </w:r>
           </w:p>
         </w:tc>

--- a/hub/files/Case6.docx
+++ b/hub/files/Case6.docx
@@ -123,7 +123,7 @@
               <w:rPr>
                 <w:sz w:val="19"/>
               </w:rPr>
-              <w:t>Write-up: Tue Oct 13, 11:59 PM Pacific (every student); Team 5 presents Wed Oct 14 in class</w:t>
+              <w:t>Write-up: Sun Oct 11, 11:59 PM Pacific (every student); Team 5 opens Monday's class, Oct 12, with its walkthrough</w:t>
             </w:r>
           </w:p>
         </w:tc>
@@ -251,7 +251,7 @@
               <w:rPr>
                 <w:sz w:val="19"/>
               </w:rPr>
-              <w:t>, the whole chat pasted from the top); Team 5 uploads slides to the separate 10-point Mini-Case Presentation team assignment before class</w:t>
+              <w:t>, the whole chat pasted from the top); Team 5 uploads its slides to the separate Mini-Case Presentation assignment before class</w:t>
             </w:r>
           </w:p>
         </w:tc>
@@ -284,7 +284,7 @@
         <w:t>this</w:t>
       </w:r>
       <w:r>
-        <w:t xml:space="preserve"> case. One team presents the case named in its Canvas group ("Team N presents Case N+1"); the group name never changes which write-up is due.</w:t>
+        <w:t xml:space="preserve"> case; one team presents the case named in its Canvas group ("Team N presents Case N+1").</w:t>
       </w:r>
     </w:p>
     <w:p>
@@ -528,7 +528,16 @@
         <w:t>Team 5 (presenters):</w:t>
       </w:r>
       <w:r>
-        <w:t xml:space="preserve"> build a fresh presentation that teaches how each response mechanism filters who ends up in the data, and add at least one thing that goes beyond the Monday lecture.</w:t>
+        <w:t xml:space="preserve"> prepare the walkthrough (format under </w:t>
+      </w:r>
+      <w:r>
+        <w:rPr>
+          <w:i/>
+        </w:rPr>
+        <w:t>How you'll be graded</w:t>
+      </w:r>
+      <w:r>
+        <w:t>); the concept to name is how each response mechanism filters who ends up in the data.</w:t>
       </w:r>
     </w:p>
     <w:p>
@@ -675,7 +684,7 @@
         <w:t xml:space="preserve">☐  </w:t>
       </w:r>
       <w:r>
-        <w:t>Slides — Team 5 only, uploaded to the separate Mini-Case Presentation team assignment before class</w:t>
+        <w:t>Walkthrough slides (3–6) — Team 5 only, uploaded to the separate Mini-Case Presentation team assignment before class</w:t>
       </w:r>
     </w:p>
     <w:p>
@@ -714,37 +723,55 @@
         <w:rPr>
           <w:b/>
         </w:rPr>
-        <w:t>The presentation (Team 5):</w:t>
+        <w:t>The walkthrough (Team 5, 10 min + 5 min discussion, opens Monday's class):</w:t>
       </w:r>
       <w:r>
-        <w:t xml:space="preserve"> present fresh — there is no prior recording to study. In a </w:t>
+        <w:t xml:space="preserve"> walk the class through your own three-box work — (1) </w:t>
       </w:r>
       <w:r>
         <w:rPr>
           <w:b/>
         </w:rPr>
-        <w:t>20-minute block (15 min presentation + 5 min Q&amp;A)</w:t>
+        <w:t>Box A</w:t>
       </w:r>
       <w:r>
-        <w:t xml:space="preserve">: (1) </w:t>
+        <w:t xml:space="preserve">, one member's honest first take; (2) </w:t>
       </w:r>
       <w:r>
         <w:rPr>
           <w:b/>
         </w:rPr>
-        <w:t>teach the case's key idea</w:t>
+        <w:t>the push</w:t>
       </w:r>
       <w:r>
-        <w:t xml:space="preserve"> clearly enough that a classmate could apply it on the final exam, and (2) go </w:t>
+        <w:t xml:space="preserve">: the tutor exchange shown on screen, and what you did with it and why; (3) </w:t>
       </w:r>
       <w:r>
         <w:rPr>
           <w:b/>
         </w:rPr>
-        <w:t>beyond the Monday lecture</w:t>
+        <w:t>Box B</w:t>
       </w:r>
       <w:r>
-        <w:t xml:space="preserve"> in at least one way — an example, pitfall, demonstration, or application it doesn't cover (where no recording is assigned that week, go beyond the textbook chapter). My Case-1 demo models the format.</w:t>
+        <w:t xml:space="preserve"> after the tutor, with the </w:t>
+      </w:r>
+      <w:r>
+        <w:rPr>
+          <w:b/>
+        </w:rPr>
+        <w:t>one concept the case hinges on</w:t>
+      </w:r>
+      <w:r>
+        <w:t xml:space="preserve"> named as the textbook does; (4) </w:t>
+      </w:r>
+      <w:r>
+        <w:rPr>
+          <w:b/>
+        </w:rPr>
+        <w:t>one discussion question</w:t>
+      </w:r>
+      <w:r>
+        <w:t xml:space="preserve"> for the class. Three to six slides; the lecture picks up where you stop.</w:t>
       </w:r>
     </w:p>
     <w:p>
@@ -982,7 +1009,7 @@
               <w:rPr>
                 <w:sz w:val="19"/>
               </w:rPr>
-              <w:t>Teach the key idea</w:t>
+              <w:t>Walkthrough of your three boxes</w:t>
             </w:r>
           </w:p>
         </w:tc>
@@ -1018,7 +1045,7 @@
               <w:rPr>
                 <w:sz w:val="19"/>
               </w:rPr>
-              <w:t>How each mechanism filters respondents taught clearly enough to apply; cost, coverage, and bias trade-offs compared</w:t>
+              <w:t>Box A shown honestly; the tutor's push shown on screen and judged — accepted with a tagged change, or rejected with a reason; Box B correct against the key</w:t>
             </w:r>
           </w:p>
         </w:tc>
@@ -1038,7 +1065,7 @@
               <w:rPr>
                 <w:sz w:val="19"/>
               </w:rPr>
-              <w:t>Beyond the lecture &amp; delivery</w:t>
+              <w:t>Key concept &amp; discussion</w:t>
             </w:r>
           </w:p>
         </w:tc>
@@ -1074,7 +1101,7 @@
               <w:rPr>
                 <w:sz w:val="19"/>
               </w:rPr>
-              <w:t>At least one specific contribution the Monday lecture and the textbook chapter don't cover; the class engaged (a question, quick poll, or short exercise); 15 min + 5 Q&amp;A, run to time</w:t>
+              <w:t>The concept the case hinges on named and stated correctly; one discussion question the class actually works; 10 min + 5, run to time</w:t>
             </w:r>
           </w:p>
         </w:tc>

--- a/hub/files/Case6.docx
+++ b/hub/files/Case6.docx
@@ -723,7 +723,7 @@
         <w:rPr>
           <w:b/>
         </w:rPr>
-        <w:t>The walkthrough (Team 5, 10 min + 5 min discussion, opens Monday's class):</w:t>
+        <w:t>The walkthrough (Team 5, 10 min + ~3 min Q&amp;A, opens Monday's class):</w:t>
       </w:r>
       <w:r>
         <w:t xml:space="preserve"> walk the class through your own three-box work — (1) </w:t>
@@ -1101,7 +1101,7 @@
               <w:rPr>
                 <w:sz w:val="19"/>
               </w:rPr>
-              <w:t>The concept the case hinges on named and stated correctly; one discussion question the class actually works; 10 min + 5, run to time</w:t>
+              <w:t>The concept the case hinges on named and stated correctly; one discussion question the class actually works; 10 min + Q&amp;A, run to time</w:t>
             </w:r>
           </w:p>
         </w:tc>

--- a/hub/files/Case6.docx
+++ b/hub/files/Case6.docx
@@ -1676,14 +1676,60 @@
         </w:sectPr>
       </w:pPr>
     </w:p>
-    <w:p>
-      <w:r>
-        <w:rPr>
-          <w:b/>
-        </w:rPr>
-        <w:t>Recommendation to Mr. Campion + defense against the strongest rival (3–5 sentences):</w:t>
-      </w:r>
-    </w:p>
+    <w:tbl>
+      <w:tblPr>
+        <w:tblStyle w:val="TableGrid"/>
+        <w:tblW w:type="auto" w:w="0"/>
+        <w:tblLook w:firstColumn="1" w:firstRow="1" w:lastColumn="0" w:lastRow="0" w:noHBand="0" w:noVBand="1" w:val="04A0"/>
+      </w:tblPr>
+      <w:tblGrid>
+        <w:gridCol w:w="9936"/>
+      </w:tblGrid>
+      <w:tr>
+        <w:tc>
+          <w:tcPr>
+            <w:tcW w:type="dxa" w:w="9936"/>
+          </w:tcPr>
+          <w:p>
+            <w:r>
+              <w:rPr>
+                <w:b/>
+                <w:sz w:val="19"/>
+              </w:rPr>
+            </w:r>
+            <w:r>
+              <w:rPr>
+                <w:b/>
+                <w:sz w:val="19"/>
+              </w:rPr>
+              <w:t>Recommendation to Mr. Campion + defense against the strongest rival (3–5 sentences)</w:t>
+            </w:r>
+          </w:p>
+        </w:tc>
+      </w:tr>
+      <w:tr>
+        <w:tc>
+          <w:tcPr>
+            <w:tcW w:type="dxa" w:w="9936"/>
+          </w:tcPr>
+          <w:p>
+            <w:r>
+              <w:rPr>
+                <w:sz w:val="19"/>
+              </w:rPr>
+            </w:r>
+            <w:r>
+              <w:rPr>
+                <w:i/>
+                <w:sz w:val="19"/>
+              </w:rPr>
+              <w:t>(type your answer here)</w:t>
+            </w:r>
+          </w:p>
+        </w:tc>
+      </w:tr>
+    </w:tbl>
+    <w:p/>
     <w:p>
       <w:pPr>
         <w:pStyle w:val="Heading3"/>
@@ -2040,14 +2086,60 @@
         </w:sectPr>
       </w:pPr>
     </w:p>
-    <w:p>
-      <w:r>
-        <w:rPr>
-          <w:b/>
-        </w:rPr>
-        <w:t>Recommendation to Mr. Campion + defense against the strongest rival (3–5 sentences):</w:t>
-      </w:r>
-    </w:p>
+    <w:tbl>
+      <w:tblPr>
+        <w:tblStyle w:val="TableGrid"/>
+        <w:tblW w:type="auto" w:w="0"/>
+        <w:tblLook w:firstColumn="1" w:firstRow="1" w:lastColumn="0" w:lastRow="0" w:noHBand="0" w:noVBand="1" w:val="04A0"/>
+      </w:tblPr>
+      <w:tblGrid>
+        <w:gridCol w:w="9936"/>
+      </w:tblGrid>
+      <w:tr>
+        <w:tc>
+          <w:tcPr>
+            <w:tcW w:type="dxa" w:w="9936"/>
+          </w:tcPr>
+          <w:p>
+            <w:r>
+              <w:rPr>
+                <w:b/>
+                <w:sz w:val="19"/>
+              </w:rPr>
+            </w:r>
+            <w:r>
+              <w:rPr>
+                <w:b/>
+                <w:sz w:val="19"/>
+              </w:rPr>
+              <w:t>Recommendation to Mr. Campion + defense against the strongest rival (3–5 sentences)</w:t>
+            </w:r>
+          </w:p>
+        </w:tc>
+      </w:tr>
+      <w:tr>
+        <w:tc>
+          <w:tcPr>
+            <w:tcW w:type="dxa" w:w="9936"/>
+          </w:tcPr>
+          <w:p>
+            <w:r>
+              <w:rPr>
+                <w:sz w:val="19"/>
+              </w:rPr>
+            </w:r>
+            <w:r>
+              <w:rPr>
+                <w:i/>
+                <w:sz w:val="19"/>
+              </w:rPr>
+              <w:t>(type your answer here)</w:t>
+            </w:r>
+          </w:p>
+        </w:tc>
+      </w:tr>
+    </w:tbl>
+    <w:p/>
     <w:p>
       <w:pPr>
         <w:pStyle w:val="Heading3"/>

--- a/hub/files/Case6.docx
+++ b/hub/files/Case6.docx
@@ -28,13 +28,11 @@
           <w:p>
             <w:r>
               <w:rPr>
-                <w:b/>
                 <w:sz w:val="19"/>
               </w:rPr>
             </w:r>
             <w:r>
               <w:rPr>
-                <w:b/>
                 <w:sz w:val="19"/>
               </w:rPr>
               <w:t>Points</w:t>
@@ -48,13 +46,11 @@
           <w:p>
             <w:r>
               <w:rPr>
-                <w:b/>
                 <w:sz w:val="19"/>
               </w:rPr>
             </w:r>
             <w:r>
               <w:rPr>
-                <w:b/>
                 <w:sz w:val="19"/>
               </w:rPr>
               <w:t xml:space="preserve">Write-up </w:t>
@@ -68,7 +64,6 @@
             </w:r>
             <w:r>
               <w:rPr>
-                <w:b/>
                 <w:sz w:val="19"/>
               </w:rPr>
               <w:t xml:space="preserve"> (every student, individual) + presentation </w:t>
@@ -82,7 +77,6 @@
             </w:r>
             <w:r>
               <w:rPr>
-                <w:b/>
                 <w:sz w:val="19"/>
               </w:rPr>
               <w:t xml:space="preserve"> (Team 5, team-graded on the rubric below)</w:t>
@@ -212,20 +206,20 @@
               <w:rPr>
                 <w:sz w:val="19"/>
               </w:rPr>
-              <w:t xml:space="preserve">, one set per student: (1) this doc filled (Box A, Box B, Box C), </w:t>
+              <w:t xml:space="preserve">: the filled </w:t>
             </w:r>
             <w:r>
               <w:rPr>
                 <w:b/>
                 <w:sz w:val="19"/>
               </w:rPr>
-              <w:t>.docx</w:t>
+              <w:t>submission template</w:t>
             </w:r>
             <w:r>
               <w:rPr>
                 <w:sz w:val="19"/>
               </w:rPr>
-              <w:t xml:space="preserve">; (2) your tutor </w:t>
+              <w:t xml:space="preserve"> and your tutor </w:t>
             </w:r>
             <w:r>
               <w:rPr>
@@ -238,20 +232,20 @@
               <w:rPr>
                 <w:sz w:val="19"/>
               </w:rPr>
-              <w:t xml:space="preserve"> as a second file (</w:t>
+              <w:t xml:space="preserve">, both .docx (names and steps under </w:t>
             </w:r>
             <w:r>
               <w:rPr>
-                <w:b/>
+                <w:i/>
                 <w:sz w:val="19"/>
               </w:rPr>
-              <w:t>.docx</w:t>
+              <w:t>What to submit</w:t>
             </w:r>
             <w:r>
               <w:rPr>
                 <w:sz w:val="19"/>
               </w:rPr>
-              <w:t>, the whole chat pasted from the top); Team 5 uploads its slides to the separate Mini-Case Presentation assignment before class</w:t>
+              <w:t>). Team 5 uploads its slides to the separate Mini-Case Presentation assignment</w:t>
             </w:r>
           </w:p>
         </w:tc>
@@ -263,7 +257,7 @@
         <w:rPr>
           <w:b/>
         </w:rPr>
-        <w:t>Two different things each week.</w:t>
+        <w:t>Each week has two parts.</w:t>
       </w:r>
       <w:r>
         <w:t xml:space="preserve"> </w:t>
@@ -284,7 +278,27 @@
         <w:t>this</w:t>
       </w:r>
       <w:r>
-        <w:t xml:space="preserve"> case; one team presents the case named in its Canvas group ("Team N presents Case N+1").</w:t>
+        <w:t xml:space="preserve"> case, and one team presents the case named in its Canvas group ("Team N presents Case N+1").</w:t>
+      </w:r>
+    </w:p>
+    <w:p>
+      <w:r>
+        <w:rPr>
+          <w:b/>
+        </w:rPr>
+        <w:t>Two files to download.</w:t>
+      </w:r>
+      <w:r>
+        <w:t xml:space="preserve"> This brief is the instructions. You type your answers only in the </w:t>
+      </w:r>
+      <w:r>
+        <w:rPr>
+          <w:b/>
+        </w:rPr>
+        <w:t>submission template</w:t>
+      </w:r>
+      <w:r>
+        <w:t xml:space="preserve"> (Case6_Assignment_Template.docx), and that is the file you upload.</w:t>
       </w:r>
     </w:p>
     <w:p>
@@ -304,7 +318,7 @@
         <w:t>Descriptives + the data analysis plan</w:t>
       </w:r>
       <w:r>
-        <w:t xml:space="preserve"> (live lecture) → Practice — Summit Point </w:t>
+        <w:t xml:space="preserve"> → Practice — Summit Point </w:t>
       </w:r>
       <w:r>
         <w:rPr>
@@ -313,7 +327,7 @@
         <w:t>Round 10</w:t>
       </w:r>
       <w:r>
-        <w:t>'s fielding-QA block → Now the case: your own PA5.5 data collection is live this week, so every trade-off Mr. Campion faces — coverage, cost, self-selection, incentives — is one your team is managing right now.</w:t>
+        <w:t>'s fielding-QA block → Now the case. Your PA5.5 data collection faces the same trade-offs: coverage, cost, self-selection, and incentives.</w:t>
       </w:r>
     </w:p>
     <w:p>
@@ -326,7 +340,7 @@
     </w:p>
     <w:p>
       <w:r>
-        <w:t>The Red Lion, a 13-pub English chain on the east coast, has outgrown its founder's personal quality control. Mr. Campion is weighing four ways to monitor food and service quality across the chain. Your team assesses the merits of each data-collection mechanism — who responds, what it costs, what it can detect — and recommends one (or a combination, or none).</w:t>
+        <w:t>The Red Lion, a 13-pub English chain on the east coast, has outgrown its founder's personal quality control. Mr. Campion is weighing four ways to monitor food and service quality across the chain. You assess the merits of each data-collection mechanism (who responds, what it costs, and what it can detect) and recommend one, a combination, or none.</w:t>
       </w:r>
     </w:p>
     <w:p>
@@ -339,7 +353,7 @@
     </w:p>
     <w:p>
       <w:r>
-        <w:t xml:space="preserve">*Three boxes, in order: </w:t>
+        <w:t xml:space="preserve">*In order: </w:t>
       </w:r>
       <w:r>
         <w:rPr>
@@ -348,7 +362,7 @@
         <w:t>Box A</w:t>
       </w:r>
       <w:r>
-        <w:t xml:space="preserve"> (your first take, before the tutor) → the </w:t>
+        <w:t xml:space="preserve"> (first take) → </w:t>
       </w:r>
       <w:r>
         <w:rPr>
@@ -357,16 +371,7 @@
         <w:t>AI voice tutor</w:t>
       </w:r>
       <w:r>
-        <w:t xml:space="preserve"> session (ChatGPT voice mode; starter prompt below; the assigned chapter — </w:t>
-      </w:r>
-      <w:r>
-        <w:rPr>
-          <w:b/>
-        </w:rPr>
-        <w:t>Ch. 6, Evaluating Survey Data Collection Methods</w:t>
-      </w:r>
-      <w:r>
-        <w:t xml:space="preserve"> — in hand) → </w:t>
+        <w:t xml:space="preserve"> (ChatGPT voice mode, Ch. 6 in hand) → </w:t>
       </w:r>
       <w:r>
         <w:rPr>
@@ -375,7 +380,7 @@
         <w:t>Box B</w:t>
       </w:r>
       <w:r>
-        <w:t xml:space="preserve"> (your answer after the tutor) → </w:t>
+        <w:t xml:space="preserve"> (after the tutor) → </w:t>
       </w:r>
       <w:r>
         <w:rPr>
@@ -384,7 +389,7 @@
         <w:t>Box C</w:t>
       </w:r>
       <w:r>
-        <w:t xml:space="preserve"> (what changed) + your transcript as a second file. Individual work. The tutor quizzes and challenges rather than answering.*</w:t>
+        <w:t xml:space="preserve"> (what changed). Individual work.*</w:t>
       </w:r>
     </w:p>
     <w:p>
@@ -396,7 +401,7 @@
         <w:tab/>
       </w:r>
       <w:r>
-        <w:t xml:space="preserve">Read the case (Appendix A) individually, then fill </w:t>
+        <w:t xml:space="preserve">Read the case (Appendix A), then fill </w:t>
       </w:r>
       <w:r>
         <w:rPr>
@@ -405,7 +410,7 @@
         <w:t>Box A</w:t>
       </w:r>
       <w:r>
-        <w:t xml:space="preserve"> — your first take, before the tutor (10–15 min; rough is fine).</w:t>
+        <w:t xml:space="preserve"> in the submission template, including row E (10–15 min; rough is fine).</w:t>
       </w:r>
     </w:p>
     <w:p>
@@ -423,7 +428,7 @@
         <w:rPr>
           <w:b/>
         </w:rPr>
-        <w:t>who actually ends up in the data</w:t>
+        <w:t>who ends up in the data</w:t>
       </w:r>
       <w:r>
         <w:t xml:space="preserve"> (self-selected complainers? intercepted exiters? deal-seekers?), and how that shapes what Campion sees.</w:t>
@@ -489,7 +494,7 @@
         <w:t>recommendation</w:t>
       </w:r>
       <w:r>
-        <w:t xml:space="preserve"> — one alternative, a combination, or something better — and defend it against the strongest rival.</w:t>
+        <w:t xml:space="preserve"> (row E) — one alternative, a combination, or something better — and defend it against the strongest rival.</w:t>
       </w:r>
     </w:p>
     <w:p>
@@ -519,7 +524,7 @@
         <w:t>Box C</w:t>
       </w:r>
       <w:r>
-        <w:t xml:space="preserve"> delta log (Appendix B). </w:t>
+        <w:t xml:space="preserve"> delta log in the template. </w:t>
       </w:r>
       <w:r>
         <w:rPr>
@@ -553,10 +558,10 @@
         <w:rPr>
           <w:b/>
         </w:rPr>
-        <w:t>Nothing to upload.</w:t>
+        <w:t>Use ChatGPT.</w:t>
       </w:r>
       <w:r>
-        <w:t xml:space="preserve"> The case is inside the prompt below. The only material you may attach is the textbook chapter — </w:t>
+        <w:t xml:space="preserve"> The case is inside the prompt below. The only file you may attach is </w:t>
       </w:r>
       <w:r>
         <w:rPr>
@@ -565,7 +570,7 @@
         <w:t>Burns &amp; Veeck, *Marketing Research* (10th ed.), Ch. 6 — Evaluating Survey Data Collection Methods</w:t>
       </w:r>
       <w:r>
-        <w:t xml:space="preserve"> — which is copyrighted and not posted anywhere: open it through your own eText account (Instant Access), and if you want the tutor to read it, paste the chapter text into a Word file and attach that. Fill Box A first, then paste the whole block below into ChatGPT, switch to voice mode, and work the case out loud:</w:t>
+        <w:t>, from your own eText account (copyrighted, not posted). Fill Box A first, then paste the whole block into ChatGPT, switch to voice mode, and work the case out loud:</w:t>
       </w:r>
     </w:p>
     <w:p>
@@ -577,7 +582,19 @@
           <w:i/>
           <w:sz w:val="19"/>
         </w:rPr>
-        <w:t>You are my marketing-research case tutor for IBM 3302. Here is the mini-case, in full: The Red Lion, Ltd., is a chain of 13 bar-restaurants located in seven major cities on the east coast. The original Red Lion was opened in 2003 by Albert Campion, an English expatriate. The chain is modeled after the typical English pub. Much of the equipment and furnishings have been collected from actual pubs throughout the British Isles. The Red Lion sells typical English dishes such as fish and chips and kidney pie, as well as a variety of sandwiches and a selection of American and English beers. In addition, Mr. Campion claims to have the largest collection of Scotch whiskeys outside of the British Isles.</w:t>
+        <w:t>You are my marketing-research case tutor for IBM 3302. Rules, before anything else: you are a tutor, not an answer key. Never write wording for my worksheet and never tell me whether a row is right. If I ask "what do I put" or "is this correct," ask me which chapter definition applies and make me decide. Start by asking me the case's core decision, then quiz me on two facts from the case below. I will read my first take row by row (alternatives A to D), ending with my recommendation (row E). For each row, ask one follow-up that tests whether I am using the chapter's concept correctly. Push back hard on my weakest row at least once, and base every push on the chapter's definition, cited by section heading; if a row already fits the chapter, say so and do not argue the other side. After one or two rounds on a row, say it is defensible enough and move on; good enough is my call, and "defensible" means consistent with the chapter. Do not finish until we have covered every row, including my recommendation. End by having me state my final answers out loud.</w:t>
+      </w:r>
+    </w:p>
+    <w:p>
+      <w:pPr>
+        <w:ind w:left="432"/>
+      </w:pPr>
+      <w:r>
+        <w:rPr>
+          <w:i/>
+          <w:sz w:val="19"/>
+        </w:rPr>
+        <w:t>Here is the mini-case, in full: The Red Lion, Ltd., is a chain of 13 bar-restaurants located in seven major cities on the east coast. The original Red Lion was opened in 2003 by Albert Campion, an English expatriate. The chain is modeled after the typical English pub. Much of the equipment and furnishings have been collected from actual pubs throughout the British Isles. The Red Lion sells typical English dishes such as fish and chips and kidney pie, as well as a variety of sandwiches and a selection of American and English beers. In addition, Mr. Campion claims to have the largest collection of Scotch whiskeys outside of the British Isles.</w:t>
       </w:r>
     </w:p>
     <w:p>
@@ -639,7 +656,7 @@
           <w:i/>
           <w:sz w:val="19"/>
         </w:rPr>
-        <w:t xml:space="preserve"> (10th ed.), Ch. 6 — Evaluating Survey Data Collection Methods) in front of me and may attach its text. I have written my first-take answers and will read them to you row by row. Rules: never give me the answer. Start by asking me the case's core decision, then quiz me on two facts from the case above. For each row, ask one follow-up that tests whether I am using the chapter's concept correctly; push back hard on my weakest row at least once. Cite the chapter by section heading ("section Y"). After I defend a row through one or two rounds, say it is defensible enough and move on — good enough is my call. End by having me state my final answers out loud.</w:t>
+        <w:t xml:space="preserve"> (10th ed.), Ch. 6 — Evaluating Survey Data Collection Methods) in front of me and may attach its text.</w:t>
       </w:r>
     </w:p>
     <w:p>
@@ -661,7 +678,16 @@
         <w:t xml:space="preserve">☐  </w:t>
       </w:r>
       <w:r>
-        <w:t xml:space="preserve">This doc with Box A, Box B, and Box C filled — </w:t>
+        <w:t xml:space="preserve">The </w:t>
+      </w:r>
+      <w:r>
+        <w:rPr>
+          <w:b/>
+        </w:rPr>
+        <w:t>submission template</w:t>
+      </w:r>
+      <w:r>
+        <w:t xml:space="preserve"> with Box A (including row E), Box B (including row E) and Box C filled — </w:t>
       </w:r>
       <w:r>
         <w:rPr>
@@ -670,7 +696,54 @@
         <w:t>.docx</w:t>
       </w:r>
       <w:r>
-        <w:t>, one per student</w:t>
+        <w:t xml:space="preserve">, named </w:t>
+      </w:r>
+      <w:r>
+        <w:rPr>
+          <w:rFonts w:ascii="Courier New" w:hAnsi="Courier New"/>
+        </w:rPr>
+        <w:t>Case6_Lastname_worksheet.docx</w:t>
+      </w:r>
+    </w:p>
+    <w:p>
+      <w:pPr>
+        <w:ind w:left="360"/>
+      </w:pPr>
+      <w:r>
+        <w:rPr>
+          <w:b/>
+        </w:rPr>
+        <w:t xml:space="preserve">☐  </w:t>
+      </w:r>
+      <w:r>
+        <w:t xml:space="preserve">Your tutor transcript as a </w:t>
+      </w:r>
+      <w:r>
+        <w:rPr>
+          <w:b/>
+        </w:rPr>
+        <w:t>second file</w:t>
+      </w:r>
+      <w:r>
+        <w:t xml:space="preserve"> (.docx), named </w:t>
+      </w:r>
+      <w:r>
+        <w:rPr>
+          <w:rFonts w:ascii="Courier New" w:hAnsi="Courier New"/>
+        </w:rPr>
+        <w:t>Case6_Lastname_transcript.docx</w:t>
+      </w:r>
+      <w:r>
+        <w:t xml:space="preserve">. How: when the voice session ends, open the same chat on a laptop at chatgpt.com, where the spoken turns show as text. Click in the chat, Ctrl+A (Cmd+A on a Mac), Ctrl+C, paste into a blank Word document, save as .docx. Do not tidy it, relabel the speakers, or ask the AI to rewrite it. </w:t>
+      </w:r>
+      <w:r>
+        <w:rPr>
+          <w:b/>
+        </w:rPr>
+        <w:t>Check before you upload:</w:t>
+      </w:r>
+      <w:r>
+        <w:t xml:space="preserve"> the first lines are your starter prompt and the last lines are your final answers; if either is missing, scroll to the top of the chat and copy again. No links, screenshots or summaries</w:t>
       </w:r>
     </w:p>
     <w:p>
@@ -698,16 +771,7 @@
         <w:t xml:space="preserve">☐  </w:t>
       </w:r>
       <w:r>
-        <w:t xml:space="preserve">Your tutor transcript as a </w:t>
-      </w:r>
-      <w:r>
-        <w:rPr>
-          <w:b/>
-        </w:rPr>
-        <w:t>second file</w:t>
-      </w:r>
-      <w:r>
-        <w:t xml:space="preserve"> in the same submission (.docx; scroll to the very top of the chat before select-all). Not a link, not a summary</w:t>
+        <w:t>After uploading, preview each file in Canvas: the worksheet must show your own text in Box A, B and C</w:t>
       </w:r>
     </w:p>
     <w:p>
@@ -726,7 +790,7 @@
         <w:t>The walkthrough (Team 5, 10 min + ~3 min Q&amp;A, opens Monday's class):</w:t>
       </w:r>
       <w:r>
-        <w:t xml:space="preserve"> walk the class through your own three-box work — (1) </w:t>
+        <w:t xml:space="preserve"> walk the class through (1) </w:t>
       </w:r>
       <w:r>
         <w:rPr>
@@ -744,7 +808,7 @@
         <w:t>the push</w:t>
       </w:r>
       <w:r>
-        <w:t xml:space="preserve">: the tutor exchange shown on screen, and what you did with it and why; (3) </w:t>
+        <w:t xml:space="preserve">, shown on screen, and what you did with it; (3) </w:t>
       </w:r>
       <w:r>
         <w:rPr>
@@ -753,7 +817,7 @@
         <w:t>Box B</w:t>
       </w:r>
       <w:r>
-        <w:t xml:space="preserve"> after the tutor, with the </w:t>
+        <w:t xml:space="preserve">, with the </w:t>
       </w:r>
       <w:r>
         <w:rPr>
@@ -771,7 +835,7 @@
         <w:t>one discussion question</w:t>
       </w:r>
       <w:r>
-        <w:t xml:space="preserve"> for the class. Three to six slides; the lecture picks up where you stop.</w:t>
+        <w:t>. Three to six slides.</w:t>
       </w:r>
     </w:p>
     <w:p>
@@ -782,7 +846,7 @@
         <w:t>Write-up (5 pts, every student, individual):</w:t>
       </w:r>
       <w:r>
-        <w:t xml:space="preserve"> 5 = Box B complete and substantially correct against the key, Box A visibly earlier and rougher than B, Box C shows one real push with a tagged change or a reasoned "kept it", link opens · 3 = complete, but Box A mirrors B, Box C generic, or a major content error · 1 = a box or the link missing · 0 = missing, or submitted after the key is released.</w:t>
+        <w:t xml:space="preserve"> 2.5 = Box B (rows A–E) against the key · 1.5 = an honest Box A and a Box C log with a real push and tagged changes · 1 = the transcript as a readable .docx second file, whole from the top. Common half-point losses: a blank row E, an untagged log, a second partial or typed transcript. 0 = missing, or submitted after the key is released.</w:t>
       </w:r>
     </w:p>
     <w:p>
@@ -989,7 +1053,7 @@
               <w:rPr>
                 <w:sz w:val="19"/>
               </w:rPr>
-              <w:t>Self-selection, coverage, nonresponse, and incentive bias named and applied correctly; social-media reviews recognized as data with extreme-experience skew, not dismissed or embraced wholesale</w:t>
+              <w:t>Self-selection, coverage, nonresponse, and incentive bias named and applied correctly; social-media reviews weighed as data that over-represent extreme experiences</w:t>
             </w:r>
           </w:p>
         </w:tc>
@@ -1101,7 +1165,7 @@
               <w:rPr>
                 <w:sz w:val="19"/>
               </w:rPr>
-              <w:t>The concept the case hinges on named and stated correctly; one discussion question the class actually works; 10 min + Q&amp;A, run to time</w:t>
+              <w:t>The concept the case hinges on named and stated correctly; one discussion question the class works through; 10 min + Q&amp;A, run to time</w:t>
             </w:r>
           </w:p>
         </w:tc>
@@ -1222,10 +1286,19 @@
         <w:rPr>
           <w:b/>
         </w:rPr>
-        <w:t>Stopping is your call:</w:t>
+        <w:t>The tutor can be wrong.</w:t>
       </w:r>
       <w:r>
-        <w:t xml:space="preserve"> one or two defended rounds per row is the finish line, not the tutor's last objection. Attach the full transcript as a second file. Generic entries ("AI improved my clarity") score zero here.</w:t>
+        <w:t xml:space="preserve"> If its push contradicts the chapter, keep your answer and record it in Box C row 3 with the section you checked. </w:t>
+      </w:r>
+      <w:r>
+        <w:rPr>
+          <w:b/>
+        </w:rPr>
+        <w:t>You decide when to stop.</w:t>
+      </w:r>
+      <w:r>
+        <w:t xml:space="preserve"> One or two defended rounds per row is enough. Attach the full transcript as a second file. Generic entries ("AI improved my clarity") score zero here.</w:t>
       </w:r>
     </w:p>
     <w:p>
@@ -1322,1042 +1395,39 @@
     </w:p>
     <w:p>
       <w:pPr>
-        <w:pStyle w:val="Heading3"/>
+        <w:ind w:left="432"/>
       </w:pPr>
       <w:r>
-        <w:t>Box A — My first take (before the tutor)</w:t>
+        <w:rPr>
+          <w:b/>
+          <w:i/>
+          <w:sz w:val="19"/>
+        </w:rPr>
+        <w:t>Fill this in the separate submission template, not here:</w:t>
       </w:r>
-    </w:p>
-    <w:p>
       <w:r>
         <w:rPr>
           <w:i/>
+          <w:sz w:val="19"/>
         </w:rPr>
-        <w:t>Fill this from the case and the chapter only, before the voice session (10–15 min). Rough is fine: bullets, hedges, a guess you are unsure about. Do not edit it afterward — the grader compares it with Box B.</w:t>
+        <w:t xml:space="preserve"> download </w:t>
       </w:r>
-    </w:p>
-    <w:p>
-      <w:pPr>
-        <w:sectPr>
-          <w:pgSz w:w="12240" w:h="15840"/>
-          <w:pgMar w:top="1008" w:right="1152" w:bottom="1008" w:left="1152" w:header="720" w:footer="720" w:gutter="0"/>
-          <w:cols w:space="720"/>
-          <w:docGrid w:linePitch="360"/>
-        </w:sectPr>
-      </w:pPr>
-    </w:p>
-    <w:tbl>
-      <w:tblPr>
-        <w:tblStyle w:val="TableGrid"/>
-        <w:tblW w:type="auto" w:w="0"/>
-        <w:tblLook w:firstColumn="1" w:firstRow="1" w:lastColumn="0" w:lastRow="0" w:noHBand="0" w:noVBand="1" w:val="04A0"/>
-      </w:tblPr>
-      <w:tblGrid>
-        <w:gridCol w:w="3528"/>
-        <w:gridCol w:w="3528"/>
-        <w:gridCol w:w="3528"/>
-        <w:gridCol w:w="3528"/>
-      </w:tblGrid>
-      <w:tr>
-        <w:tc>
-          <w:tcPr>
-            <w:tcW w:type="dxa" w:w="3528"/>
-          </w:tcPr>
-          <w:p>
-            <w:r>
-              <w:rPr>
-                <w:b/>
-                <w:sz w:val="18"/>
-              </w:rPr>
-            </w:r>
-            <w:r>
-              <w:rPr>
-                <w:b/>
-                <w:sz w:val="18"/>
-              </w:rPr>
-              <w:t>Alternative</w:t>
-            </w:r>
-          </w:p>
-        </w:tc>
-        <w:tc>
-          <w:tcPr>
-            <w:tcW w:type="dxa" w:w="3528"/>
-          </w:tcPr>
-          <w:p>
-            <w:r>
-              <w:rPr>
-                <w:b/>
-                <w:sz w:val="18"/>
-              </w:rPr>
-            </w:r>
-            <w:r>
-              <w:rPr>
-                <w:b/>
-                <w:sz w:val="18"/>
-              </w:rPr>
-              <w:t>Who ends up in the data (selection mechanism)</w:t>
-            </w:r>
-          </w:p>
-        </w:tc>
-        <w:tc>
-          <w:tcPr>
-            <w:tcW w:type="dxa" w:w="3528"/>
-          </w:tcPr>
-          <w:p>
-            <w:r>
-              <w:rPr>
-                <w:b/>
-                <w:sz w:val="18"/>
-              </w:rPr>
-            </w:r>
-            <w:r>
-              <w:rPr>
-                <w:b/>
-                <w:sz w:val="18"/>
-              </w:rPr>
-              <w:t>Merits</w:t>
-            </w:r>
-          </w:p>
-        </w:tc>
-        <w:tc>
-          <w:tcPr>
-            <w:tcW w:type="dxa" w:w="3528"/>
-          </w:tcPr>
-          <w:p>
-            <w:r>
-              <w:rPr>
-                <w:b/>
-                <w:sz w:val="18"/>
-              </w:rPr>
-            </w:r>
-            <w:r>
-              <w:rPr>
-                <w:b/>
-                <w:sz w:val="18"/>
-              </w:rPr>
-              <w:t>Drawbacks (bias, cost, what it can't detect)</w:t>
-            </w:r>
-          </w:p>
-        </w:tc>
-      </w:tr>
-      <w:tr>
-        <w:tc>
-          <w:tcPr>
-            <w:tcW w:type="dxa" w:w="3528"/>
-          </w:tcPr>
-          <w:p>
-            <w:r>
-              <w:rPr>
-                <w:sz w:val="18"/>
-              </w:rPr>
-            </w:r>
-            <w:r>
-              <w:rPr>
-                <w:sz w:val="18"/>
-              </w:rPr>
-              <w:t>A — Table comment card</w:t>
-            </w:r>
-          </w:p>
-        </w:tc>
-        <w:tc>
-          <w:tcPr>
-            <w:tcW w:type="dxa" w:w="3528"/>
-          </w:tcPr>
-          <w:p>
-            <w:r>
-              <w:rPr>
-                <w:sz w:val="18"/>
-              </w:rPr>
-            </w:r>
-          </w:p>
-        </w:tc>
-        <w:tc>
-          <w:tcPr>
-            <w:tcW w:type="dxa" w:w="3528"/>
-          </w:tcPr>
-          <w:p>
-            <w:r>
-              <w:rPr>
-                <w:sz w:val="18"/>
-              </w:rPr>
-            </w:r>
-          </w:p>
-        </w:tc>
-        <w:tc>
-          <w:tcPr>
-            <w:tcW w:type="dxa" w:w="3528"/>
-          </w:tcPr>
-          <w:p>
-            <w:r>
-              <w:rPr>
-                <w:sz w:val="18"/>
-              </w:rPr>
-            </w:r>
-          </w:p>
-        </w:tc>
-      </w:tr>
-      <w:tr>
-        <w:tc>
-          <w:tcPr>
-            <w:tcW w:type="dxa" w:w="3528"/>
-          </w:tcPr>
-          <w:p>
-            <w:r>
-              <w:rPr>
-                <w:sz w:val="18"/>
-              </w:rPr>
-            </w:r>
-            <w:r>
-              <w:rPr>
-                <w:sz w:val="18"/>
-              </w:rPr>
-              <w:t>B — Unannounced exit interviews (trained interviewer)</w:t>
-            </w:r>
-          </w:p>
-        </w:tc>
-        <w:tc>
-          <w:tcPr>
-            <w:tcW w:type="dxa" w:w="3528"/>
-          </w:tcPr>
-          <w:p>
-            <w:r>
-              <w:rPr>
-                <w:sz w:val="18"/>
-              </w:rPr>
-            </w:r>
-          </w:p>
-        </w:tc>
-        <w:tc>
-          <w:tcPr>
-            <w:tcW w:type="dxa" w:w="3528"/>
-          </w:tcPr>
-          <w:p>
-            <w:r>
-              <w:rPr>
-                <w:sz w:val="18"/>
-              </w:rPr>
-            </w:r>
-          </w:p>
-        </w:tc>
-        <w:tc>
-          <w:tcPr>
-            <w:tcW w:type="dxa" w:w="3528"/>
-          </w:tcPr>
-          <w:p>
-            <w:r>
-              <w:rPr>
-                <w:sz w:val="18"/>
-              </w:rPr>
-            </w:r>
-          </w:p>
-        </w:tc>
-      </w:tr>
-      <w:tr>
-        <w:tc>
-          <w:tcPr>
-            <w:tcW w:type="dxa" w:w="3528"/>
-          </w:tcPr>
-          <w:p>
-            <w:r>
-              <w:rPr>
-                <w:sz w:val="18"/>
-              </w:rPr>
-            </w:r>
-            <w:r>
-              <w:rPr>
-                <w:sz w:val="18"/>
-              </w:rPr>
-              <w:t>C — Receipt-link online survey + discount</w:t>
-            </w:r>
-          </w:p>
-        </w:tc>
-        <w:tc>
-          <w:tcPr>
-            <w:tcW w:type="dxa" w:w="3528"/>
-          </w:tcPr>
-          <w:p>
-            <w:r>
-              <w:rPr>
-                <w:sz w:val="18"/>
-              </w:rPr>
-            </w:r>
-          </w:p>
-        </w:tc>
-        <w:tc>
-          <w:tcPr>
-            <w:tcW w:type="dxa" w:w="3528"/>
-          </w:tcPr>
-          <w:p>
-            <w:r>
-              <w:rPr>
-                <w:sz w:val="18"/>
-              </w:rPr>
-            </w:r>
-          </w:p>
-        </w:tc>
-        <w:tc>
-          <w:tcPr>
-            <w:tcW w:type="dxa" w:w="3528"/>
-          </w:tcPr>
-          <w:p>
-            <w:r>
-              <w:rPr>
-                <w:sz w:val="18"/>
-              </w:rPr>
-            </w:r>
-          </w:p>
-        </w:tc>
-      </w:tr>
-      <w:tr>
-        <w:tc>
-          <w:tcPr>
-            <w:tcW w:type="dxa" w:w="3528"/>
-          </w:tcPr>
-          <w:p>
-            <w:r>
-              <w:rPr>
-                <w:sz w:val="18"/>
-              </w:rPr>
-            </w:r>
-            <w:r>
-              <w:rPr>
-                <w:sz w:val="18"/>
-              </w:rPr>
-              <w:t>D — Rely on Yelp / Facebook posts</w:t>
-            </w:r>
-          </w:p>
-        </w:tc>
-        <w:tc>
-          <w:tcPr>
-            <w:tcW w:type="dxa" w:w="3528"/>
-          </w:tcPr>
-          <w:p>
-            <w:r>
-              <w:rPr>
-                <w:sz w:val="18"/>
-              </w:rPr>
-            </w:r>
-          </w:p>
-        </w:tc>
-        <w:tc>
-          <w:tcPr>
-            <w:tcW w:type="dxa" w:w="3528"/>
-          </w:tcPr>
-          <w:p>
-            <w:r>
-              <w:rPr>
-                <w:sz w:val="18"/>
-              </w:rPr>
-            </w:r>
-          </w:p>
-        </w:tc>
-        <w:tc>
-          <w:tcPr>
-            <w:tcW w:type="dxa" w:w="3528"/>
-          </w:tcPr>
-          <w:p>
-            <w:r>
-              <w:rPr>
-                <w:sz w:val="18"/>
-              </w:rPr>
-            </w:r>
-          </w:p>
-        </w:tc>
-      </w:tr>
-    </w:tbl>
-    <w:p/>
-    <w:p>
-      <w:pPr>
-        <w:sectPr>
-          <w:pgSz w:w="15840" w:h="12240" w:orient="landscape"/>
-          <w:pgMar w:top="1008" w:right="864" w:bottom="1008" w:left="864" w:header="720" w:footer="720" w:gutter="0"/>
-          <w:cols w:space="720"/>
-          <w:docGrid w:linePitch="360"/>
-        </w:sectPr>
-      </w:pPr>
-    </w:p>
-    <w:tbl>
-      <w:tblPr>
-        <w:tblStyle w:val="TableGrid"/>
-        <w:tblW w:type="auto" w:w="0"/>
-        <w:tblLook w:firstColumn="1" w:firstRow="1" w:lastColumn="0" w:lastRow="0" w:noHBand="0" w:noVBand="1" w:val="04A0"/>
-      </w:tblPr>
-      <w:tblGrid>
-        <w:gridCol w:w="9936"/>
-      </w:tblGrid>
-      <w:tr>
-        <w:tc>
-          <w:tcPr>
-            <w:tcW w:type="dxa" w:w="9936"/>
-          </w:tcPr>
-          <w:p>
-            <w:r>
-              <w:rPr>
-                <w:b/>
-                <w:sz w:val="19"/>
-              </w:rPr>
-            </w:r>
-            <w:r>
-              <w:rPr>
-                <w:b/>
-                <w:sz w:val="19"/>
-              </w:rPr>
-              <w:t>Recommendation to Mr. Campion + defense against the strongest rival (3–5 sentences)</w:t>
-            </w:r>
-          </w:p>
-        </w:tc>
-      </w:tr>
-      <w:tr>
-        <w:tc>
-          <w:tcPr>
-            <w:tcW w:type="dxa" w:w="9936"/>
-          </w:tcPr>
-          <w:p>
-            <w:r>
-              <w:rPr>
-                <w:sz w:val="19"/>
-              </w:rPr>
-            </w:r>
-            <w:r>
-              <w:rPr>
-                <w:i/>
-                <w:sz w:val="19"/>
-              </w:rPr>
-              <w:t>(type your answer here)</w:t>
-            </w:r>
-          </w:p>
-        </w:tc>
-      </w:tr>
-    </w:tbl>
-    <w:p/>
-    <w:p>
-      <w:pPr>
-        <w:pStyle w:val="Heading3"/>
-      </w:pPr>
       <w:r>
-        <w:t>Box B — After the tutor</w:t>
+        <w:rPr>
+          <w:b/>
+          <w:i/>
+          <w:sz w:val="19"/>
+        </w:rPr>
+        <w:t>Case6_Assignment_Template.docx</w:t>
       </w:r>
-    </w:p>
-    <w:p>
       <w:r>
         <w:rPr>
           <w:i/>
+          <w:sz w:val="19"/>
         </w:rPr>
-        <w:t>Copy your Box A answers down and revise them after the session. This is the box graded against the answer key.</w:t>
+        <w:t xml:space="preserve"> (next to this brief on the Course Hub and in Canvas), fill it in, and upload that file. This document is instructions only; nothing in it is graded.</w:t>
       </w:r>
     </w:p>
-    <w:p>
-      <w:pPr>
-        <w:sectPr>
-          <w:pgSz w:w="12240" w:h="15840"/>
-          <w:pgMar w:top="1008" w:right="1152" w:bottom="1008" w:left="1152" w:header="720" w:footer="720" w:gutter="0"/>
-          <w:cols w:space="720"/>
-          <w:docGrid w:linePitch="360"/>
-        </w:sectPr>
-      </w:pPr>
-    </w:p>
-    <w:tbl>
-      <w:tblPr>
-        <w:tblStyle w:val="TableGrid"/>
-        <w:tblW w:type="auto" w:w="0"/>
-        <w:tblLook w:firstColumn="1" w:firstRow="1" w:lastColumn="0" w:lastRow="0" w:noHBand="0" w:noVBand="1" w:val="04A0"/>
-      </w:tblPr>
-      <w:tblGrid>
-        <w:gridCol w:w="3528"/>
-        <w:gridCol w:w="3528"/>
-        <w:gridCol w:w="3528"/>
-        <w:gridCol w:w="3528"/>
-      </w:tblGrid>
-      <w:tr>
-        <w:tc>
-          <w:tcPr>
-            <w:tcW w:type="dxa" w:w="3528"/>
-          </w:tcPr>
-          <w:p>
-            <w:r>
-              <w:rPr>
-                <w:b/>
-                <w:sz w:val="18"/>
-              </w:rPr>
-            </w:r>
-            <w:r>
-              <w:rPr>
-                <w:b/>
-                <w:sz w:val="18"/>
-              </w:rPr>
-              <w:t>Alternative</w:t>
-            </w:r>
-          </w:p>
-        </w:tc>
-        <w:tc>
-          <w:tcPr>
-            <w:tcW w:type="dxa" w:w="3528"/>
-          </w:tcPr>
-          <w:p>
-            <w:r>
-              <w:rPr>
-                <w:b/>
-                <w:sz w:val="18"/>
-              </w:rPr>
-            </w:r>
-            <w:r>
-              <w:rPr>
-                <w:b/>
-                <w:sz w:val="18"/>
-              </w:rPr>
-              <w:t>Who ends up in the data (selection mechanism)</w:t>
-            </w:r>
-          </w:p>
-        </w:tc>
-        <w:tc>
-          <w:tcPr>
-            <w:tcW w:type="dxa" w:w="3528"/>
-          </w:tcPr>
-          <w:p>
-            <w:r>
-              <w:rPr>
-                <w:b/>
-                <w:sz w:val="18"/>
-              </w:rPr>
-            </w:r>
-            <w:r>
-              <w:rPr>
-                <w:b/>
-                <w:sz w:val="18"/>
-              </w:rPr>
-              <w:t>Merits</w:t>
-            </w:r>
-          </w:p>
-        </w:tc>
-        <w:tc>
-          <w:tcPr>
-            <w:tcW w:type="dxa" w:w="3528"/>
-          </w:tcPr>
-          <w:p>
-            <w:r>
-              <w:rPr>
-                <w:b/>
-                <w:sz w:val="18"/>
-              </w:rPr>
-            </w:r>
-            <w:r>
-              <w:rPr>
-                <w:b/>
-                <w:sz w:val="18"/>
-              </w:rPr>
-              <w:t>Drawbacks (bias, cost, what it can't detect)</w:t>
-            </w:r>
-          </w:p>
-        </w:tc>
-      </w:tr>
-      <w:tr>
-        <w:tc>
-          <w:tcPr>
-            <w:tcW w:type="dxa" w:w="3528"/>
-          </w:tcPr>
-          <w:p>
-            <w:r>
-              <w:rPr>
-                <w:sz w:val="18"/>
-              </w:rPr>
-            </w:r>
-            <w:r>
-              <w:rPr>
-                <w:sz w:val="18"/>
-              </w:rPr>
-              <w:t>A — Table comment card</w:t>
-            </w:r>
-          </w:p>
-        </w:tc>
-        <w:tc>
-          <w:tcPr>
-            <w:tcW w:type="dxa" w:w="3528"/>
-          </w:tcPr>
-          <w:p>
-            <w:r>
-              <w:rPr>
-                <w:sz w:val="18"/>
-              </w:rPr>
-            </w:r>
-          </w:p>
-        </w:tc>
-        <w:tc>
-          <w:tcPr>
-            <w:tcW w:type="dxa" w:w="3528"/>
-          </w:tcPr>
-          <w:p>
-            <w:r>
-              <w:rPr>
-                <w:sz w:val="18"/>
-              </w:rPr>
-            </w:r>
-          </w:p>
-        </w:tc>
-        <w:tc>
-          <w:tcPr>
-            <w:tcW w:type="dxa" w:w="3528"/>
-          </w:tcPr>
-          <w:p>
-            <w:r>
-              <w:rPr>
-                <w:sz w:val="18"/>
-              </w:rPr>
-            </w:r>
-          </w:p>
-        </w:tc>
-      </w:tr>
-      <w:tr>
-        <w:tc>
-          <w:tcPr>
-            <w:tcW w:type="dxa" w:w="3528"/>
-          </w:tcPr>
-          <w:p>
-            <w:r>
-              <w:rPr>
-                <w:sz w:val="18"/>
-              </w:rPr>
-            </w:r>
-            <w:r>
-              <w:rPr>
-                <w:sz w:val="18"/>
-              </w:rPr>
-              <w:t>B — Unannounced exit interviews (trained interviewer)</w:t>
-            </w:r>
-          </w:p>
-        </w:tc>
-        <w:tc>
-          <w:tcPr>
-            <w:tcW w:type="dxa" w:w="3528"/>
-          </w:tcPr>
-          <w:p>
-            <w:r>
-              <w:rPr>
-                <w:sz w:val="18"/>
-              </w:rPr>
-            </w:r>
-          </w:p>
-        </w:tc>
-        <w:tc>
-          <w:tcPr>
-            <w:tcW w:type="dxa" w:w="3528"/>
-          </w:tcPr>
-          <w:p>
-            <w:r>
-              <w:rPr>
-                <w:sz w:val="18"/>
-              </w:rPr>
-            </w:r>
-          </w:p>
-        </w:tc>
-        <w:tc>
-          <w:tcPr>
-            <w:tcW w:type="dxa" w:w="3528"/>
-          </w:tcPr>
-          <w:p>
-            <w:r>
-              <w:rPr>
-                <w:sz w:val="18"/>
-              </w:rPr>
-            </w:r>
-          </w:p>
-        </w:tc>
-      </w:tr>
-      <w:tr>
-        <w:tc>
-          <w:tcPr>
-            <w:tcW w:type="dxa" w:w="3528"/>
-          </w:tcPr>
-          <w:p>
-            <w:r>
-              <w:rPr>
-                <w:sz w:val="18"/>
-              </w:rPr>
-            </w:r>
-            <w:r>
-              <w:rPr>
-                <w:sz w:val="18"/>
-              </w:rPr>
-              <w:t>C — Receipt-link online survey + discount</w:t>
-            </w:r>
-          </w:p>
-        </w:tc>
-        <w:tc>
-          <w:tcPr>
-            <w:tcW w:type="dxa" w:w="3528"/>
-          </w:tcPr>
-          <w:p>
-            <w:r>
-              <w:rPr>
-                <w:sz w:val="18"/>
-              </w:rPr>
-            </w:r>
-          </w:p>
-        </w:tc>
-        <w:tc>
-          <w:tcPr>
-            <w:tcW w:type="dxa" w:w="3528"/>
-          </w:tcPr>
-          <w:p>
-            <w:r>
-              <w:rPr>
-                <w:sz w:val="18"/>
-              </w:rPr>
-            </w:r>
-          </w:p>
-        </w:tc>
-        <w:tc>
-          <w:tcPr>
-            <w:tcW w:type="dxa" w:w="3528"/>
-          </w:tcPr>
-          <w:p>
-            <w:r>
-              <w:rPr>
-                <w:sz w:val="18"/>
-              </w:rPr>
-            </w:r>
-          </w:p>
-        </w:tc>
-      </w:tr>
-      <w:tr>
-        <w:tc>
-          <w:tcPr>
-            <w:tcW w:type="dxa" w:w="3528"/>
-          </w:tcPr>
-          <w:p>
-            <w:r>
-              <w:rPr>
-                <w:sz w:val="18"/>
-              </w:rPr>
-            </w:r>
-            <w:r>
-              <w:rPr>
-                <w:sz w:val="18"/>
-              </w:rPr>
-              <w:t>D — Rely on Yelp / Facebook posts</w:t>
-            </w:r>
-          </w:p>
-        </w:tc>
-        <w:tc>
-          <w:tcPr>
-            <w:tcW w:type="dxa" w:w="3528"/>
-          </w:tcPr>
-          <w:p>
-            <w:r>
-              <w:rPr>
-                <w:sz w:val="18"/>
-              </w:rPr>
-            </w:r>
-          </w:p>
-        </w:tc>
-        <w:tc>
-          <w:tcPr>
-            <w:tcW w:type="dxa" w:w="3528"/>
-          </w:tcPr>
-          <w:p>
-            <w:r>
-              <w:rPr>
-                <w:sz w:val="18"/>
-              </w:rPr>
-            </w:r>
-          </w:p>
-        </w:tc>
-        <w:tc>
-          <w:tcPr>
-            <w:tcW w:type="dxa" w:w="3528"/>
-          </w:tcPr>
-          <w:p>
-            <w:r>
-              <w:rPr>
-                <w:sz w:val="18"/>
-              </w:rPr>
-            </w:r>
-          </w:p>
-        </w:tc>
-      </w:tr>
-    </w:tbl>
-    <w:p/>
-    <w:p>
-      <w:pPr>
-        <w:sectPr>
-          <w:pgSz w:w="15840" w:h="12240" w:orient="landscape"/>
-          <w:pgMar w:top="1008" w:right="864" w:bottom="1008" w:left="864" w:header="720" w:footer="720" w:gutter="0"/>
-          <w:cols w:space="720"/>
-          <w:docGrid w:linePitch="360"/>
-        </w:sectPr>
-      </w:pPr>
-    </w:p>
-    <w:tbl>
-      <w:tblPr>
-        <w:tblStyle w:val="TableGrid"/>
-        <w:tblW w:type="auto" w:w="0"/>
-        <w:tblLook w:firstColumn="1" w:firstRow="1" w:lastColumn="0" w:lastRow="0" w:noHBand="0" w:noVBand="1" w:val="04A0"/>
-      </w:tblPr>
-      <w:tblGrid>
-        <w:gridCol w:w="9936"/>
-      </w:tblGrid>
-      <w:tr>
-        <w:tc>
-          <w:tcPr>
-            <w:tcW w:type="dxa" w:w="9936"/>
-          </w:tcPr>
-          <w:p>
-            <w:r>
-              <w:rPr>
-                <w:b/>
-                <w:sz w:val="19"/>
-              </w:rPr>
-            </w:r>
-            <w:r>
-              <w:rPr>
-                <w:b/>
-                <w:sz w:val="19"/>
-              </w:rPr>
-              <w:t>Recommendation to Mr. Campion + defense against the strongest rival (3–5 sentences)</w:t>
-            </w:r>
-          </w:p>
-        </w:tc>
-      </w:tr>
-      <w:tr>
-        <w:tc>
-          <w:tcPr>
-            <w:tcW w:type="dxa" w:w="9936"/>
-          </w:tcPr>
-          <w:p>
-            <w:r>
-              <w:rPr>
-                <w:sz w:val="19"/>
-              </w:rPr>
-            </w:r>
-            <w:r>
-              <w:rPr>
-                <w:i/>
-                <w:sz w:val="19"/>
-              </w:rPr>
-              <w:t>(type your answer here)</w:t>
-            </w:r>
-          </w:p>
-        </w:tc>
-      </w:tr>
-    </w:tbl>
-    <w:p/>
-    <w:p>
-      <w:pPr>
-        <w:pStyle w:val="Heading3"/>
-      </w:pPr>
-      <w:r>
-        <w:t>Box C — Delta log</w:t>
-      </w:r>
-    </w:p>
-    <w:tbl>
-      <w:tblPr>
-        <w:tblStyle w:val="TableGrid"/>
-        <w:tblW w:type="auto" w:w="0"/>
-        <w:tblLook w:firstColumn="1" w:firstRow="1" w:lastColumn="0" w:lastRow="0" w:noHBand="0" w:noVBand="1" w:val="04A0"/>
-      </w:tblPr>
-      <w:tblGrid>
-        <w:gridCol w:w="4968"/>
-        <w:gridCol w:w="4968"/>
-      </w:tblGrid>
-      <w:tr>
-        <w:tc>
-          <w:tcPr>
-            <w:tcW w:type="dxa" w:w="4968"/>
-          </w:tcPr>
-          <w:p>
-            <w:r>
-              <w:rPr>
-                <w:b/>
-                <w:sz w:val="19"/>
-              </w:rPr>
-            </w:r>
-            <w:r>
-              <w:rPr>
-                <w:b/>
-                <w:sz w:val="19"/>
-              </w:rPr>
-              <w:t>Prompt</w:t>
-            </w:r>
-          </w:p>
-        </w:tc>
-        <w:tc>
-          <w:tcPr>
-            <w:tcW w:type="dxa" w:w="4968"/>
-          </w:tcPr>
-          <w:p>
-            <w:r>
-              <w:rPr>
-                <w:b/>
-                <w:sz w:val="19"/>
-              </w:rPr>
-            </w:r>
-            <w:r>
-              <w:rPr>
-                <w:b/>
-                <w:sz w:val="19"/>
-              </w:rPr>
-              <w:t>Your answer (≤ 60 words each)</w:t>
-            </w:r>
-          </w:p>
-        </w:tc>
-      </w:tr>
-      <w:tr>
-        <w:tc>
-          <w:tcPr>
-            <w:tcW w:type="dxa" w:w="4968"/>
-          </w:tcPr>
-          <w:p>
-            <w:r>
-              <w:rPr>
-                <w:sz w:val="19"/>
-              </w:rPr>
-            </w:r>
-            <w:r>
-              <w:rPr>
-                <w:b/>
-                <w:sz w:val="19"/>
-              </w:rPr>
-              <w:t>1. The push</w:t>
-            </w:r>
-            <w:r>
-              <w:rPr>
-                <w:sz w:val="19"/>
-              </w:rPr>
-              <w:t xml:space="preserve"> — what the tutor challenged, and where you decided your answer was good enough and stopped</w:t>
-            </w:r>
-          </w:p>
-        </w:tc>
-        <w:tc>
-          <w:tcPr>
-            <w:tcW w:type="dxa" w:w="4968"/>
-          </w:tcPr>
-          <w:p>
-            <w:r>
-              <w:rPr>
-                <w:sz w:val="19"/>
-              </w:rPr>
-            </w:r>
-          </w:p>
-        </w:tc>
-      </w:tr>
-      <w:tr>
-        <w:tc>
-          <w:tcPr>
-            <w:tcW w:type="dxa" w:w="4968"/>
-          </w:tcPr>
-          <w:p>
-            <w:r>
-              <w:rPr>
-                <w:sz w:val="19"/>
-              </w:rPr>
-            </w:r>
-            <w:r>
-              <w:rPr>
-                <w:b/>
-                <w:sz w:val="19"/>
-              </w:rPr>
-              <w:t>2. What changed A → B</w:t>
-            </w:r>
-            <w:r>
-              <w:rPr>
-                <w:sz w:val="19"/>
-              </w:rPr>
-              <w:t xml:space="preserve"> — one tag per change: [evidence] [concept] [structure] [wording]; or "nothing changed, because…"</w:t>
-            </w:r>
-          </w:p>
-        </w:tc>
-        <w:tc>
-          <w:tcPr>
-            <w:tcW w:type="dxa" w:w="4968"/>
-          </w:tcPr>
-          <w:p>
-            <w:r>
-              <w:rPr>
-                <w:sz w:val="19"/>
-              </w:rPr>
-            </w:r>
-          </w:p>
-        </w:tc>
-      </w:tr>
-      <w:tr>
-        <w:tc>
-          <w:tcPr>
-            <w:tcW w:type="dxa" w:w="4968"/>
-          </w:tcPr>
-          <w:p>
-            <w:r>
-              <w:rPr>
-                <w:sz w:val="19"/>
-              </w:rPr>
-            </w:r>
-            <w:r>
-              <w:rPr>
-                <w:b/>
-                <w:sz w:val="19"/>
-              </w:rPr>
-              <w:t>3. A suggestion I rejected or pushed back on, and why</w:t>
-            </w:r>
-            <w:r>
-              <w:rPr>
-                <w:sz w:val="19"/>
-              </w:rPr>
-              <w:t xml:space="preserve"> — if none, write "none" and name what you checked against the chapter</w:t>
-            </w:r>
-          </w:p>
-        </w:tc>
-        <w:tc>
-          <w:tcPr>
-            <w:tcW w:type="dxa" w:w="4968"/>
-          </w:tcPr>
-          <w:p>
-            <w:r>
-              <w:rPr>
-                <w:sz w:val="19"/>
-              </w:rPr>
-            </w:r>
-          </w:p>
-        </w:tc>
-      </w:tr>
-      <w:tr>
-        <w:tc>
-          <w:tcPr>
-            <w:tcW w:type="dxa" w:w="4968"/>
-          </w:tcPr>
-          <w:p>
-            <w:r>
-              <w:rPr>
-                <w:sz w:val="19"/>
-              </w:rPr>
-            </w:r>
-            <w:r>
-              <w:rPr>
-                <w:b/>
-                <w:sz w:val="19"/>
-              </w:rPr>
-              <w:t>4. Transcript</w:t>
-            </w:r>
-            <w:r>
-              <w:rPr>
-                <w:sz w:val="19"/>
-              </w:rPr>
-              <w:t xml:space="preserve"> — attached as the second file in this submission (.docx, whole chat pasted from the top). Write the filename here</w:t>
-            </w:r>
-          </w:p>
-        </w:tc>
-        <w:tc>
-          <w:tcPr>
-            <w:tcW w:type="dxa" w:w="4968"/>
-          </w:tcPr>
-          <w:p>
-            <w:r>
-              <w:rPr>
-                <w:sz w:val="19"/>
-              </w:rPr>
-            </w:r>
-          </w:p>
-        </w:tc>
-      </w:tr>
-    </w:tbl>
-    <w:p/>
     <w:sectPr>
       <w:pgSz w:w="12240" w:h="15840"/>
       <w:pgMar w:top="1008" w:right="1152" w:bottom="1008" w:left="1152" w:header="720" w:footer="720" w:gutter="0"/>
